--- a/files/目录-Nuwa部署/目录-女娲部署之Menu，姚勇.docx
+++ b/files/目录-Nuwa部署/目录-女娲部署之Menu，姚勇.docx
@@ -27,7 +27,7 @@
           <w:b w:val="0"/>
           <w:sz w:val="16"/>
         </w:rPr>
-        <w:t>共 18 条｜更新：2026-09-06 13:00 UTC｜策略：半自动生成、手动触发：用户说“更新目录”时刷新 DOCX</w:t>
+        <w:t>共 46 条｜更新：2026-10-07 18:44 UTC｜策略：半自动生成、手动触发：用户说“更新目录”时刷新 DOCX</w:t>
       </w:r>
     </w:p>
     <w:tbl>
@@ -2036,6 +2036,2932 @@
           </w:p>
         </w:tc>
       </w:tr>
+      <w:tr>
+        <w:tc>
+          <w:tcPr>
+            <w:tcW w:type="dxa" w:w="648"/>
+            <w:vAlign w:val="center"/>
+          </w:tcPr>
+          <w:p>
+            <w:pPr>
+              <w:spacing w:before="0" w:after="0" w:line="240" w:lineRule="auto"/>
+              <w:jc w:val="center"/>
+            </w:pPr>
+            <w:r>
+              <w:rPr>
+                <w:rFonts w:ascii="宋体" w:hAnsi="宋体" w:eastAsia="宋体"/>
+                <w:b w:val="0"/>
+                <w:sz w:val="16"/>
+              </w:rPr>
+              <w:t>19</w:t>
+            </w:r>
+          </w:p>
+        </w:tc>
+        <w:tc>
+          <w:tcPr>
+            <w:tcW w:type="dxa" w:w="3096"/>
+            <w:vAlign w:val="center"/>
+          </w:tcPr>
+          <w:p>
+            <w:pPr>
+              <w:spacing w:before="0" w:after="0" w:line="240" w:lineRule="auto"/>
+              <w:jc w:val="left"/>
+            </w:pPr>
+            <w:r>
+              <w:rPr>
+                <w:rFonts w:ascii="宋体" w:hAnsi="宋体" w:eastAsia="宋体"/>
+                <w:b w:val="0"/>
+                <w:sz w:val="16"/>
+              </w:rPr>
+              <w:t>建立姚勇文章半自动收录流程</w:t>
+            </w:r>
+          </w:p>
+        </w:tc>
+        <w:tc>
+          <w:tcPr>
+            <w:tcW w:type="dxa" w:w="6552"/>
+            <w:vAlign w:val="center"/>
+          </w:tcPr>
+          <w:p>
+            <w:pPr>
+              <w:spacing w:before="0" w:after="0" w:line="240" w:lineRule="auto"/>
+              <w:jc w:val="left"/>
+            </w:pPr>
+            <w:r>
+              <w:rPr>
+                <w:rFonts w:ascii="宋体" w:hAnsi="宋体" w:eastAsia="宋体"/>
+                <w:b w:val="0"/>
+                <w:sz w:val="16"/>
+              </w:rPr>
+              <w:t>在仓库固化「收录姚勇文章」口令与 Prompt：PDF/截图进 YaoZHIhu，生成 DOCX，更新文章目录。</w:t>
+            </w:r>
+          </w:p>
+        </w:tc>
+        <w:tc>
+          <w:tcPr>
+            <w:tcW w:type="dxa" w:w="2304"/>
+            <w:vAlign w:val="center"/>
+          </w:tcPr>
+          <w:p>
+            <w:pPr>
+              <w:spacing w:before="0" w:after="0" w:line="240" w:lineRule="auto"/>
+              <w:jc w:val="left"/>
+            </w:pPr>
+            <w:r>
+              <w:rPr>
+                <w:rFonts w:ascii="宋体" w:hAnsi="宋体" w:eastAsia="宋体"/>
+                <w:b w:val="0"/>
+                <w:sz w:val="16"/>
+              </w:rPr>
+              <w:t>GPT-5.6 Sol</w:t>
+            </w:r>
+          </w:p>
+        </w:tc>
+        <w:tc>
+          <w:tcPr>
+            <w:tcW w:type="dxa" w:w="2232"/>
+            <w:vAlign w:val="center"/>
+          </w:tcPr>
+          <w:p>
+            <w:pPr>
+              <w:spacing w:before="0" w:after="0" w:line="240" w:lineRule="auto"/>
+              <w:jc w:val="center"/>
+            </w:pPr>
+            <w:r>
+              <w:rPr>
+                <w:rFonts w:ascii="宋体" w:hAnsi="宋体" w:eastAsia="宋体"/>
+                <w:b w:val="0"/>
+                <w:sz w:val="16"/>
+              </w:rPr>
+              <w:t>2026-09-06 14:26 UTC</w:t>
+            </w:r>
+          </w:p>
+        </w:tc>
+      </w:tr>
+      <w:tr>
+        <w:tc>
+          <w:tcPr>
+            <w:tcW w:type="dxa" w:w="648"/>
+            <w:vAlign w:val="center"/>
+            <w:shd w:fill="F6F8FA"/>
+          </w:tcPr>
+          <w:p>
+            <w:pPr>
+              <w:spacing w:before="0" w:after="0" w:line="240" w:lineRule="auto"/>
+              <w:jc w:val="center"/>
+            </w:pPr>
+            <w:r>
+              <w:rPr>
+                <w:rFonts w:ascii="宋体" w:hAnsi="宋体" w:eastAsia="宋体"/>
+                <w:b w:val="0"/>
+                <w:sz w:val="16"/>
+              </w:rPr>
+              <w:t>20</w:t>
+            </w:r>
+          </w:p>
+        </w:tc>
+        <w:tc>
+          <w:tcPr>
+            <w:tcW w:type="dxa" w:w="3096"/>
+            <w:vAlign w:val="center"/>
+            <w:shd w:fill="F6F8FA"/>
+          </w:tcPr>
+          <w:p>
+            <w:pPr>
+              <w:spacing w:before="0" w:after="0" w:line="240" w:lineRule="auto"/>
+              <w:jc w:val="left"/>
+            </w:pPr>
+            <w:r>
+              <w:rPr>
+                <w:rFonts w:ascii="宋体" w:hAnsi="宋体" w:eastAsia="宋体"/>
+                <w:b w:val="0"/>
+                <w:sz w:val="16"/>
+              </w:rPr>
+              <w:t>收录姚勇辩证法文章并优化标题</w:t>
+            </w:r>
+          </w:p>
+        </w:tc>
+        <w:tc>
+          <w:tcPr>
+            <w:tcW w:type="dxa" w:w="6552"/>
+            <w:vAlign w:val="center"/>
+            <w:shd w:fill="F6F8FA"/>
+          </w:tcPr>
+          <w:p>
+            <w:pPr>
+              <w:spacing w:before="0" w:after="0" w:line="240" w:lineRule="auto"/>
+              <w:jc w:val="left"/>
+            </w:pPr>
+            <w:r>
+              <w:rPr>
+                <w:rFonts w:ascii="宋体" w:hAnsi="宋体" w:eastAsia="宋体"/>
+                <w:b w:val="0"/>
+                <w:sz w:val="16"/>
+              </w:rPr>
+              <w:t>完成辩证法回答的 OCR 与结构恢复，短标题改为「辩证法解释一切与废话？从联系、矛盾到实践」。</w:t>
+            </w:r>
+          </w:p>
+        </w:tc>
+        <w:tc>
+          <w:tcPr>
+            <w:tcW w:type="dxa" w:w="2304"/>
+            <w:vAlign w:val="center"/>
+            <w:shd w:fill="F6F8FA"/>
+          </w:tcPr>
+          <w:p>
+            <w:pPr>
+              <w:spacing w:before="0" w:after="0" w:line="240" w:lineRule="auto"/>
+              <w:jc w:val="left"/>
+            </w:pPr>
+            <w:r>
+              <w:rPr>
+                <w:rFonts w:ascii="宋体" w:hAnsi="宋体" w:eastAsia="宋体"/>
+                <w:b w:val="0"/>
+                <w:sz w:val="16"/>
+              </w:rPr>
+              <w:t>GPT-5.6 Sol</w:t>
+            </w:r>
+          </w:p>
+        </w:tc>
+        <w:tc>
+          <w:tcPr>
+            <w:tcW w:type="dxa" w:w="2232"/>
+            <w:vAlign w:val="center"/>
+            <w:shd w:fill="F6F8FA"/>
+          </w:tcPr>
+          <w:p>
+            <w:pPr>
+              <w:spacing w:before="0" w:after="0" w:line="240" w:lineRule="auto"/>
+              <w:jc w:val="center"/>
+            </w:pPr>
+            <w:r>
+              <w:rPr>
+                <w:rFonts w:ascii="宋体" w:hAnsi="宋体" w:eastAsia="宋体"/>
+                <w:b w:val="0"/>
+                <w:sz w:val="16"/>
+              </w:rPr>
+              <w:t>2026-09-06 14:41 UTC</w:t>
+            </w:r>
+          </w:p>
+        </w:tc>
+      </w:tr>
+      <w:tr>
+        <w:tc>
+          <w:tcPr>
+            <w:tcW w:type="dxa" w:w="648"/>
+            <w:vAlign w:val="center"/>
+          </w:tcPr>
+          <w:p>
+            <w:pPr>
+              <w:spacing w:before="0" w:after="0" w:line="240" w:lineRule="auto"/>
+              <w:jc w:val="center"/>
+            </w:pPr>
+            <w:r>
+              <w:rPr>
+                <w:rFonts w:ascii="宋体" w:hAnsi="宋体" w:eastAsia="宋体"/>
+                <w:b w:val="0"/>
+                <w:sz w:val="16"/>
+              </w:rPr>
+              <w:t>21</w:t>
+            </w:r>
+          </w:p>
+        </w:tc>
+        <w:tc>
+          <w:tcPr>
+            <w:tcW w:type="dxa" w:w="3096"/>
+            <w:vAlign w:val="center"/>
+          </w:tcPr>
+          <w:p>
+            <w:pPr>
+              <w:spacing w:before="0" w:after="0" w:line="240" w:lineRule="auto"/>
+              <w:jc w:val="left"/>
+            </w:pPr>
+            <w:r>
+              <w:rPr>
+                <w:rFonts w:ascii="宋体" w:hAnsi="宋体" w:eastAsia="宋体"/>
+                <w:b w:val="0"/>
+                <w:sz w:val="16"/>
+              </w:rPr>
+              <w:t>收录姚勇第3篇：竞争力、资源与长期投入</w:t>
+            </w:r>
+          </w:p>
+        </w:tc>
+        <w:tc>
+          <w:tcPr>
+            <w:tcW w:type="dxa" w:w="6552"/>
+            <w:vAlign w:val="center"/>
+          </w:tcPr>
+          <w:p>
+            <w:pPr>
+              <w:spacing w:before="0" w:after="0" w:line="240" w:lineRule="auto"/>
+              <w:jc w:val="left"/>
+            </w:pPr>
+            <w:r>
+              <w:rPr>
+                <w:rFonts w:ascii="宋体" w:hAnsi="宋体" w:eastAsia="宋体"/>
+                <w:b w:val="0"/>
+                <w:sz w:val="16"/>
+              </w:rPr>
+              <w:t>据补充 PDF 完成 OCR；原标题未见，按正文拟定短标题；编辑时间 2025-11-12，首次发布未知。</w:t>
+            </w:r>
+          </w:p>
+        </w:tc>
+        <w:tc>
+          <w:tcPr>
+            <w:tcW w:type="dxa" w:w="2304"/>
+            <w:vAlign w:val="center"/>
+          </w:tcPr>
+          <w:p>
+            <w:pPr>
+              <w:spacing w:before="0" w:after="0" w:line="240" w:lineRule="auto"/>
+              <w:jc w:val="left"/>
+            </w:pPr>
+            <w:r>
+              <w:rPr>
+                <w:rFonts w:ascii="宋体" w:hAnsi="宋体" w:eastAsia="宋体"/>
+                <w:b w:val="0"/>
+                <w:sz w:val="16"/>
+              </w:rPr>
+              <w:t>GPT-5.6 Sol</w:t>
+            </w:r>
+          </w:p>
+        </w:tc>
+        <w:tc>
+          <w:tcPr>
+            <w:tcW w:type="dxa" w:w="2232"/>
+            <w:vAlign w:val="center"/>
+          </w:tcPr>
+          <w:p>
+            <w:pPr>
+              <w:spacing w:before="0" w:after="0" w:line="240" w:lineRule="auto"/>
+              <w:jc w:val="center"/>
+            </w:pPr>
+            <w:r>
+              <w:rPr>
+                <w:rFonts w:ascii="宋体" w:hAnsi="宋体" w:eastAsia="宋体"/>
+                <w:b w:val="0"/>
+                <w:sz w:val="16"/>
+              </w:rPr>
+              <w:t>2026-09-06 17:22 UTC</w:t>
+            </w:r>
+          </w:p>
+        </w:tc>
+      </w:tr>
+      <w:tr>
+        <w:tc>
+          <w:tcPr>
+            <w:tcW w:type="dxa" w:w="648"/>
+            <w:vAlign w:val="center"/>
+            <w:shd w:fill="F6F8FA"/>
+          </w:tcPr>
+          <w:p>
+            <w:pPr>
+              <w:spacing w:before="0" w:after="0" w:line="240" w:lineRule="auto"/>
+              <w:jc w:val="center"/>
+            </w:pPr>
+            <w:r>
+              <w:rPr>
+                <w:rFonts w:ascii="宋体" w:hAnsi="宋体" w:eastAsia="宋体"/>
+                <w:b w:val="0"/>
+                <w:sz w:val="16"/>
+              </w:rPr>
+              <w:t>22</w:t>
+            </w:r>
+          </w:p>
+        </w:tc>
+        <w:tc>
+          <w:tcPr>
+            <w:tcW w:type="dxa" w:w="3096"/>
+            <w:vAlign w:val="center"/>
+            <w:shd w:fill="F6F8FA"/>
+          </w:tcPr>
+          <w:p>
+            <w:pPr>
+              <w:spacing w:before="0" w:after="0" w:line="240" w:lineRule="auto"/>
+              <w:jc w:val="left"/>
+            </w:pPr>
+            <w:r>
+              <w:rPr>
+                <w:rFonts w:ascii="宋体" w:hAnsi="宋体" w:eastAsia="宋体"/>
+                <w:b w:val="0"/>
+                <w:sz w:val="16"/>
+              </w:rPr>
+              <w:t>新增姚勇奇闻独立收录目录</w:t>
+            </w:r>
+          </w:p>
+        </w:tc>
+        <w:tc>
+          <w:tcPr>
+            <w:tcW w:type="dxa" w:w="6552"/>
+            <w:vAlign w:val="center"/>
+            <w:shd w:fill="F6F8FA"/>
+          </w:tcPr>
+          <w:p>
+            <w:pPr>
+              <w:spacing w:before="0" w:after="0" w:line="240" w:lineRule="auto"/>
+              <w:jc w:val="left"/>
+            </w:pPr>
+            <w:r>
+              <w:rPr>
+                <w:rFonts w:ascii="宋体" w:hAnsi="宋体" w:eastAsia="宋体"/>
+                <w:b w:val="0"/>
+                <w:sz w:val="16"/>
+              </w:rPr>
+              <w:t>并列口令「收录姚勇奇闻」，奇闻目录独立编号，不占用主文章序号。</w:t>
+            </w:r>
+          </w:p>
+        </w:tc>
+        <w:tc>
+          <w:tcPr>
+            <w:tcW w:type="dxa" w:w="2304"/>
+            <w:vAlign w:val="center"/>
+            <w:shd w:fill="F6F8FA"/>
+          </w:tcPr>
+          <w:p>
+            <w:pPr>
+              <w:spacing w:before="0" w:after="0" w:line="240" w:lineRule="auto"/>
+              <w:jc w:val="left"/>
+            </w:pPr>
+            <w:r>
+              <w:rPr>
+                <w:rFonts w:ascii="宋体" w:hAnsi="宋体" w:eastAsia="宋体"/>
+                <w:b w:val="0"/>
+                <w:sz w:val="16"/>
+              </w:rPr>
+              <w:t>GPT-5.6 Sol</w:t>
+            </w:r>
+          </w:p>
+        </w:tc>
+        <w:tc>
+          <w:tcPr>
+            <w:tcW w:type="dxa" w:w="2232"/>
+            <w:vAlign w:val="center"/>
+            <w:shd w:fill="F6F8FA"/>
+          </w:tcPr>
+          <w:p>
+            <w:pPr>
+              <w:spacing w:before="0" w:after="0" w:line="240" w:lineRule="auto"/>
+              <w:jc w:val="center"/>
+            </w:pPr>
+            <w:r>
+              <w:rPr>
+                <w:rFonts w:ascii="宋体" w:hAnsi="宋体" w:eastAsia="宋体"/>
+                <w:b w:val="0"/>
+                <w:sz w:val="16"/>
+              </w:rPr>
+              <w:t>2026-09-06 19:39 UTC</w:t>
+            </w:r>
+          </w:p>
+        </w:tc>
+      </w:tr>
+      <w:tr>
+        <w:tc>
+          <w:tcPr>
+            <w:tcW w:type="dxa" w:w="648"/>
+            <w:vAlign w:val="center"/>
+          </w:tcPr>
+          <w:p>
+            <w:pPr>
+              <w:spacing w:before="0" w:after="0" w:line="240" w:lineRule="auto"/>
+              <w:jc w:val="center"/>
+            </w:pPr>
+            <w:r>
+              <w:rPr>
+                <w:rFonts w:ascii="宋体" w:hAnsi="宋体" w:eastAsia="宋体"/>
+                <w:b w:val="0"/>
+                <w:sz w:val="16"/>
+              </w:rPr>
+              <w:t>23</w:t>
+            </w:r>
+          </w:p>
+        </w:tc>
+        <w:tc>
+          <w:tcPr>
+            <w:tcW w:type="dxa" w:w="3096"/>
+            <w:vAlign w:val="center"/>
+          </w:tcPr>
+          <w:p>
+            <w:pPr>
+              <w:spacing w:before="0" w:after="0" w:line="240" w:lineRule="auto"/>
+              <w:jc w:val="left"/>
+            </w:pPr>
+            <w:r>
+              <w:rPr>
+                <w:rFonts w:ascii="宋体" w:hAnsi="宋体" w:eastAsia="宋体"/>
+                <w:b w:val="0"/>
+                <w:sz w:val="16"/>
+              </w:rPr>
+              <w:t>收录姚勇第4篇：情绪优先与三类问题</w:t>
+            </w:r>
+          </w:p>
+        </w:tc>
+        <w:tc>
+          <w:tcPr>
+            <w:tcW w:type="dxa" w:w="6552"/>
+            <w:vAlign w:val="center"/>
+          </w:tcPr>
+          <w:p>
+            <w:pPr>
+              <w:spacing w:before="0" w:after="0" w:line="240" w:lineRule="auto"/>
+              <w:jc w:val="left"/>
+            </w:pPr>
+            <w:r>
+              <w:rPr>
+                <w:rFonts w:ascii="宋体" w:hAnsi="宋体" w:eastAsia="宋体"/>
+                <w:b w:val="0"/>
+                <w:sz w:val="16"/>
+              </w:rPr>
+              <w:t>据 PDF 完成 OCR，标题按三类问题框架拟定；编辑于 2026-08-16，首次发布未知。</w:t>
+            </w:r>
+          </w:p>
+        </w:tc>
+        <w:tc>
+          <w:tcPr>
+            <w:tcW w:type="dxa" w:w="2304"/>
+            <w:vAlign w:val="center"/>
+          </w:tcPr>
+          <w:p>
+            <w:pPr>
+              <w:spacing w:before="0" w:after="0" w:line="240" w:lineRule="auto"/>
+              <w:jc w:val="left"/>
+            </w:pPr>
+            <w:r>
+              <w:rPr>
+                <w:rFonts w:ascii="宋体" w:hAnsi="宋体" w:eastAsia="宋体"/>
+                <w:b w:val="0"/>
+                <w:sz w:val="16"/>
+              </w:rPr>
+              <w:t>GPT-5.6 Sol</w:t>
+            </w:r>
+          </w:p>
+        </w:tc>
+        <w:tc>
+          <w:tcPr>
+            <w:tcW w:type="dxa" w:w="2232"/>
+            <w:vAlign w:val="center"/>
+          </w:tcPr>
+          <w:p>
+            <w:pPr>
+              <w:spacing w:before="0" w:after="0" w:line="240" w:lineRule="auto"/>
+              <w:jc w:val="center"/>
+            </w:pPr>
+            <w:r>
+              <w:rPr>
+                <w:rFonts w:ascii="宋体" w:hAnsi="宋体" w:eastAsia="宋体"/>
+                <w:b w:val="0"/>
+                <w:sz w:val="16"/>
+              </w:rPr>
+              <w:t>2026-09-06 20:55 UTC</w:t>
+            </w:r>
+          </w:p>
+        </w:tc>
+      </w:tr>
+      <w:tr>
+        <w:tc>
+          <w:tcPr>
+            <w:tcW w:type="dxa" w:w="648"/>
+            <w:vAlign w:val="center"/>
+            <w:shd w:fill="F6F8FA"/>
+          </w:tcPr>
+          <w:p>
+            <w:pPr>
+              <w:spacing w:before="0" w:after="0" w:line="240" w:lineRule="auto"/>
+              <w:jc w:val="center"/>
+            </w:pPr>
+            <w:r>
+              <w:rPr>
+                <w:rFonts w:ascii="宋体" w:hAnsi="宋体" w:eastAsia="宋体"/>
+                <w:b w:val="0"/>
+                <w:sz w:val="16"/>
+              </w:rPr>
+              <w:t>24</w:t>
+            </w:r>
+          </w:p>
+        </w:tc>
+        <w:tc>
+          <w:tcPr>
+            <w:tcW w:type="dxa" w:w="3096"/>
+            <w:vAlign w:val="center"/>
+            <w:shd w:fill="F6F8FA"/>
+          </w:tcPr>
+          <w:p>
+            <w:pPr>
+              <w:spacing w:before="0" w:after="0" w:line="240" w:lineRule="auto"/>
+              <w:jc w:val="left"/>
+            </w:pPr>
+            <w:r>
+              <w:rPr>
+                <w:rFonts w:ascii="宋体" w:hAnsi="宋体" w:eastAsia="宋体"/>
+                <w:b w:val="0"/>
+                <w:sz w:val="16"/>
+              </w:rPr>
+              <w:t>新增留学项目比较与目标排序表</w:t>
+            </w:r>
+          </w:p>
+        </w:tc>
+        <w:tc>
+          <w:tcPr>
+            <w:tcW w:type="dxa" w:w="6552"/>
+            <w:vAlign w:val="center"/>
+            <w:shd w:fill="F6F8FA"/>
+          </w:tcPr>
+          <w:p>
+            <w:pPr>
+              <w:spacing w:before="0" w:after="0" w:line="240" w:lineRule="auto"/>
+              <w:jc w:val="left"/>
+            </w:pPr>
+            <w:r>
+              <w:rPr>
+                <w:rFonts w:ascii="宋体" w:hAnsi="宋体" w:eastAsia="宋体"/>
+                <w:b w:val="0"/>
+                <w:sz w:val="16"/>
+              </w:rPr>
+              <w:t>做成可编辑比较表，按目标排序留学项目。</w:t>
+            </w:r>
+          </w:p>
+        </w:tc>
+        <w:tc>
+          <w:tcPr>
+            <w:tcW w:type="dxa" w:w="2304"/>
+            <w:vAlign w:val="center"/>
+            <w:shd w:fill="F6F8FA"/>
+          </w:tcPr>
+          <w:p>
+            <w:pPr>
+              <w:spacing w:before="0" w:after="0" w:line="240" w:lineRule="auto"/>
+              <w:jc w:val="left"/>
+            </w:pPr>
+            <w:r>
+              <w:rPr>
+                <w:rFonts w:ascii="宋体" w:hAnsi="宋体" w:eastAsia="宋体"/>
+                <w:b w:val="0"/>
+                <w:sz w:val="16"/>
+              </w:rPr>
+              <w:t>GPT-5.6 Sol</w:t>
+            </w:r>
+          </w:p>
+        </w:tc>
+        <w:tc>
+          <w:tcPr>
+            <w:tcW w:type="dxa" w:w="2232"/>
+            <w:vAlign w:val="center"/>
+            <w:shd w:fill="F6F8FA"/>
+          </w:tcPr>
+          <w:p>
+            <w:pPr>
+              <w:spacing w:before="0" w:after="0" w:line="240" w:lineRule="auto"/>
+              <w:jc w:val="center"/>
+            </w:pPr>
+            <w:r>
+              <w:rPr>
+                <w:rFonts w:ascii="宋体" w:hAnsi="宋体" w:eastAsia="宋体"/>
+                <w:b w:val="0"/>
+                <w:sz w:val="16"/>
+              </w:rPr>
+              <w:t>2026-09-08 00:47 UTC</w:t>
+            </w:r>
+          </w:p>
+        </w:tc>
+      </w:tr>
+      <w:tr>
+        <w:tc>
+          <w:tcPr>
+            <w:tcW w:type="dxa" w:w="648"/>
+            <w:vAlign w:val="center"/>
+          </w:tcPr>
+          <w:p>
+            <w:pPr>
+              <w:spacing w:before="0" w:after="0" w:line="240" w:lineRule="auto"/>
+              <w:jc w:val="center"/>
+            </w:pPr>
+            <w:r>
+              <w:rPr>
+                <w:rFonts w:ascii="宋体" w:hAnsi="宋体" w:eastAsia="宋体"/>
+                <w:b w:val="0"/>
+                <w:sz w:val="16"/>
+              </w:rPr>
+              <w:t>25</w:t>
+            </w:r>
+          </w:p>
+        </w:tc>
+        <w:tc>
+          <w:tcPr>
+            <w:tcW w:type="dxa" w:w="3096"/>
+            <w:vAlign w:val="center"/>
+          </w:tcPr>
+          <w:p>
+            <w:pPr>
+              <w:spacing w:before="0" w:after="0" w:line="240" w:lineRule="auto"/>
+              <w:jc w:val="left"/>
+            </w:pPr>
+            <w:r>
+              <w:rPr>
+                <w:rFonts w:ascii="宋体" w:hAnsi="宋体" w:eastAsia="宋体"/>
+                <w:b w:val="0"/>
+                <w:sz w:val="16"/>
+              </w:rPr>
+              <w:t>收录《人生艰难》关系章节分支1.8</w:t>
+            </w:r>
+          </w:p>
+        </w:tc>
+        <w:tc>
+          <w:tcPr>
+            <w:tcW w:type="dxa" w:w="6552"/>
+            <w:vAlign w:val="center"/>
+          </w:tcPr>
+          <w:p>
+            <w:pPr>
+              <w:spacing w:before="0" w:after="0" w:line="240" w:lineRule="auto"/>
+              <w:jc w:val="left"/>
+            </w:pPr>
+            <w:r>
+              <w:rPr>
+                <w:rFonts w:ascii="宋体" w:hAnsi="宋体" w:eastAsia="宋体"/>
+                <w:b w:val="0"/>
+                <w:sz w:val="16"/>
+              </w:rPr>
+              <w:t>抽出亲密关系与《进化心理学》摘录为 2022-1.8 分支；随后只改摘录标题，按分支惯例不附原文链接。</w:t>
+            </w:r>
+          </w:p>
+        </w:tc>
+        <w:tc>
+          <w:tcPr>
+            <w:tcW w:type="dxa" w:w="2304"/>
+            <w:vAlign w:val="center"/>
+          </w:tcPr>
+          <w:p>
+            <w:pPr>
+              <w:spacing w:before="0" w:after="0" w:line="240" w:lineRule="auto"/>
+              <w:jc w:val="left"/>
+            </w:pPr>
+            <w:r>
+              <w:rPr>
+                <w:rFonts w:ascii="宋体" w:hAnsi="宋体" w:eastAsia="宋体"/>
+                <w:b w:val="0"/>
+                <w:sz w:val="16"/>
+              </w:rPr>
+              <w:t>GPT-5.6 Sol</w:t>
+            </w:r>
+          </w:p>
+        </w:tc>
+        <w:tc>
+          <w:tcPr>
+            <w:tcW w:type="dxa" w:w="2232"/>
+            <w:vAlign w:val="center"/>
+          </w:tcPr>
+          <w:p>
+            <w:pPr>
+              <w:spacing w:before="0" w:after="0" w:line="240" w:lineRule="auto"/>
+              <w:jc w:val="center"/>
+            </w:pPr>
+            <w:r>
+              <w:rPr>
+                <w:rFonts w:ascii="宋体" w:hAnsi="宋体" w:eastAsia="宋体"/>
+                <w:b w:val="0"/>
+                <w:sz w:val="16"/>
+              </w:rPr>
+              <w:t>2026-09-08 00:47 UTC</w:t>
+            </w:r>
+          </w:p>
+        </w:tc>
+      </w:tr>
+      <w:tr>
+        <w:tc>
+          <w:tcPr>
+            <w:tcW w:type="dxa" w:w="648"/>
+            <w:vAlign w:val="center"/>
+            <w:shd w:fill="F6F8FA"/>
+          </w:tcPr>
+          <w:p>
+            <w:pPr>
+              <w:spacing w:before="0" w:after="0" w:line="240" w:lineRule="auto"/>
+              <w:jc w:val="center"/>
+            </w:pPr>
+            <w:r>
+              <w:rPr>
+                <w:rFonts w:ascii="宋体" w:hAnsi="宋体" w:eastAsia="宋体"/>
+                <w:b w:val="0"/>
+                <w:sz w:val="16"/>
+              </w:rPr>
+              <w:t>26</w:t>
+            </w:r>
+          </w:p>
+        </w:tc>
+        <w:tc>
+          <w:tcPr>
+            <w:tcW w:type="dxa" w:w="3096"/>
+            <w:vAlign w:val="center"/>
+            <w:shd w:fill="F6F8FA"/>
+          </w:tcPr>
+          <w:p>
+            <w:pPr>
+              <w:spacing w:before="0" w:after="0" w:line="240" w:lineRule="auto"/>
+              <w:jc w:val="left"/>
+            </w:pPr>
+            <w:r>
+              <w:rPr>
+                <w:rFonts w:ascii="宋体" w:hAnsi="宋体" w:eastAsia="宋体"/>
+                <w:b w:val="0"/>
+                <w:sz w:val="16"/>
+              </w:rPr>
+              <w:t>保存与父亲沟通原始PDF及《稀缺》节选</w:t>
+            </w:r>
+          </w:p>
+        </w:tc>
+        <w:tc>
+          <w:tcPr>
+            <w:tcW w:type="dxa" w:w="6552"/>
+            <w:vAlign w:val="center"/>
+            <w:shd w:fill="F6F8FA"/>
+          </w:tcPr>
+          <w:p>
+            <w:pPr>
+              <w:spacing w:before="0" w:after="0" w:line="240" w:lineRule="auto"/>
+              <w:jc w:val="left"/>
+            </w:pPr>
+            <w:r>
+              <w:rPr>
+                <w:rFonts w:ascii="宋体" w:hAnsi="宋体" w:eastAsia="宋体"/>
+                <w:b w:val="0"/>
+                <w:sz w:val="16"/>
+              </w:rPr>
+              <w:t>归档与父亲沟通的原始材料，并摘出《稀缺》相关节选。</w:t>
+            </w:r>
+          </w:p>
+        </w:tc>
+        <w:tc>
+          <w:tcPr>
+            <w:tcW w:type="dxa" w:w="2304"/>
+            <w:vAlign w:val="center"/>
+            <w:shd w:fill="F6F8FA"/>
+          </w:tcPr>
+          <w:p>
+            <w:pPr>
+              <w:spacing w:before="0" w:after="0" w:line="240" w:lineRule="auto"/>
+              <w:jc w:val="left"/>
+            </w:pPr>
+            <w:r>
+              <w:rPr>
+                <w:rFonts w:ascii="宋体" w:hAnsi="宋体" w:eastAsia="宋体"/>
+                <w:b w:val="0"/>
+                <w:sz w:val="16"/>
+              </w:rPr>
+              <w:t>GPT-5.6 Sol</w:t>
+            </w:r>
+          </w:p>
+        </w:tc>
+        <w:tc>
+          <w:tcPr>
+            <w:tcW w:type="dxa" w:w="2232"/>
+            <w:vAlign w:val="center"/>
+            <w:shd w:fill="F6F8FA"/>
+          </w:tcPr>
+          <w:p>
+            <w:pPr>
+              <w:spacing w:before="0" w:after="0" w:line="240" w:lineRule="auto"/>
+              <w:jc w:val="center"/>
+            </w:pPr>
+            <w:r>
+              <w:rPr>
+                <w:rFonts w:ascii="宋体" w:hAnsi="宋体" w:eastAsia="宋体"/>
+                <w:b w:val="0"/>
+                <w:sz w:val="16"/>
+              </w:rPr>
+              <w:t>2026-09-10 18:39 UTC</w:t>
+            </w:r>
+          </w:p>
+        </w:tc>
+      </w:tr>
+      <w:tr>
+        <w:tc>
+          <w:tcPr>
+            <w:tcW w:type="dxa" w:w="648"/>
+            <w:vAlign w:val="center"/>
+          </w:tcPr>
+          <w:p>
+            <w:pPr>
+              <w:spacing w:before="0" w:after="0" w:line="240" w:lineRule="auto"/>
+              <w:jc w:val="center"/>
+            </w:pPr>
+            <w:r>
+              <w:rPr>
+                <w:rFonts w:ascii="宋体" w:hAnsi="宋体" w:eastAsia="宋体"/>
+                <w:b w:val="0"/>
+                <w:sz w:val="16"/>
+              </w:rPr>
+              <w:t>27</w:t>
+            </w:r>
+          </w:p>
+        </w:tc>
+        <w:tc>
+          <w:tcPr>
+            <w:tcW w:type="dxa" w:w="3096"/>
+            <w:vAlign w:val="center"/>
+          </w:tcPr>
+          <w:p>
+            <w:pPr>
+              <w:spacing w:before="0" w:after="0" w:line="240" w:lineRule="auto"/>
+              <w:jc w:val="left"/>
+            </w:pPr>
+            <w:r>
+              <w:rPr>
+                <w:rFonts w:ascii="宋体" w:hAnsi="宋体" w:eastAsia="宋体"/>
+                <w:b w:val="0"/>
+                <w:sz w:val="16"/>
+              </w:rPr>
+              <w:t>记录 Cursor 两个按钮问答：Grok Bot 与 Set Up Cloud Agents</w:t>
+            </w:r>
+          </w:p>
+        </w:tc>
+        <w:tc>
+          <w:tcPr>
+            <w:tcW w:type="dxa" w:w="6552"/>
+            <w:vAlign w:val="center"/>
+          </w:tcPr>
+          <w:p>
+            <w:pPr>
+              <w:spacing w:before="0" w:after="0" w:line="240" w:lineRule="auto"/>
+              <w:jc w:val="left"/>
+            </w:pPr>
+            <w:r>
+              <w:rPr>
+                <w:rFonts w:ascii="宋体" w:hAnsi="宋体" w:eastAsia="宋体"/>
+                <w:b w:val="0"/>
+                <w:sz w:val="16"/>
+              </w:rPr>
+              <w:t>把界面上两个按钮的问答写成单独说明文档。</w:t>
+            </w:r>
+          </w:p>
+        </w:tc>
+        <w:tc>
+          <w:tcPr>
+            <w:tcW w:type="dxa" w:w="2304"/>
+            <w:vAlign w:val="center"/>
+          </w:tcPr>
+          <w:p>
+            <w:pPr>
+              <w:spacing w:before="0" w:after="0" w:line="240" w:lineRule="auto"/>
+              <w:jc w:val="left"/>
+            </w:pPr>
+            <w:r>
+              <w:rPr>
+                <w:rFonts w:ascii="宋体" w:hAnsi="宋体" w:eastAsia="宋体"/>
+                <w:b w:val="0"/>
+                <w:sz w:val="16"/>
+              </w:rPr>
+              <w:t>GPT-5.6 Sol</w:t>
+            </w:r>
+          </w:p>
+        </w:tc>
+        <w:tc>
+          <w:tcPr>
+            <w:tcW w:type="dxa" w:w="2232"/>
+            <w:vAlign w:val="center"/>
+          </w:tcPr>
+          <w:p>
+            <w:pPr>
+              <w:spacing w:before="0" w:after="0" w:line="240" w:lineRule="auto"/>
+              <w:jc w:val="center"/>
+            </w:pPr>
+            <w:r>
+              <w:rPr>
+                <w:rFonts w:ascii="宋体" w:hAnsi="宋体" w:eastAsia="宋体"/>
+                <w:b w:val="0"/>
+                <w:sz w:val="16"/>
+              </w:rPr>
+              <w:t>2026-09-10 18:39 UTC</w:t>
+            </w:r>
+          </w:p>
+        </w:tc>
+      </w:tr>
+      <w:tr>
+        <w:tc>
+          <w:tcPr>
+            <w:tcW w:type="dxa" w:w="648"/>
+            <w:vAlign w:val="center"/>
+            <w:shd w:fill="F6F8FA"/>
+          </w:tcPr>
+          <w:p>
+            <w:pPr>
+              <w:spacing w:before="0" w:after="0" w:line="240" w:lineRule="auto"/>
+              <w:jc w:val="center"/>
+            </w:pPr>
+            <w:r>
+              <w:rPr>
+                <w:rFonts w:ascii="宋体" w:hAnsi="宋体" w:eastAsia="宋体"/>
+                <w:b w:val="0"/>
+                <w:sz w:val="16"/>
+              </w:rPr>
+              <w:t>28</w:t>
+            </w:r>
+          </w:p>
+        </w:tc>
+        <w:tc>
+          <w:tcPr>
+            <w:tcW w:type="dxa" w:w="3096"/>
+            <w:vAlign w:val="center"/>
+            <w:shd w:fill="F6F8FA"/>
+          </w:tcPr>
+          <w:p>
+            <w:pPr>
+              <w:spacing w:before="0" w:after="0" w:line="240" w:lineRule="auto"/>
+              <w:jc w:val="left"/>
+            </w:pPr>
+            <w:r>
+              <w:rPr>
+                <w:rFonts w:ascii="宋体" w:hAnsi="宋体" w:eastAsia="宋体"/>
+                <w:b w:val="0"/>
+                <w:sz w:val="16"/>
+              </w:rPr>
+              <w:t>新增 AY双问：Agent与姚勇双版本摘录</w:t>
+            </w:r>
+          </w:p>
+        </w:tc>
+        <w:tc>
+          <w:tcPr>
+            <w:tcW w:type="dxa" w:w="6552"/>
+            <w:vAlign w:val="center"/>
+            <w:shd w:fill="F6F8FA"/>
+          </w:tcPr>
+          <w:p>
+            <w:pPr>
+              <w:spacing w:before="0" w:after="0" w:line="240" w:lineRule="auto"/>
+              <w:jc w:val="left"/>
+            </w:pPr>
+            <w:r>
+              <w:rPr>
+                <w:rFonts w:ascii="宋体" w:hAnsi="宋体" w:eastAsia="宋体"/>
+                <w:b w:val="0"/>
+                <w:sz w:val="16"/>
+              </w:rPr>
+              <w:t>登记「AY双问」口令，生成双版本摘录 DOCX，并写入《*超级指令》总表。</w:t>
+            </w:r>
+          </w:p>
+        </w:tc>
+        <w:tc>
+          <w:tcPr>
+            <w:tcW w:type="dxa" w:w="2304"/>
+            <w:vAlign w:val="center"/>
+            <w:shd w:fill="F6F8FA"/>
+          </w:tcPr>
+          <w:p>
+            <w:pPr>
+              <w:spacing w:before="0" w:after="0" w:line="240" w:lineRule="auto"/>
+              <w:jc w:val="left"/>
+            </w:pPr>
+            <w:r>
+              <w:rPr>
+                <w:rFonts w:ascii="宋体" w:hAnsi="宋体" w:eastAsia="宋体"/>
+                <w:b w:val="0"/>
+                <w:sz w:val="16"/>
+              </w:rPr>
+              <w:t>GPT-5.6 Sol</w:t>
+            </w:r>
+          </w:p>
+        </w:tc>
+        <w:tc>
+          <w:tcPr>
+            <w:tcW w:type="dxa" w:w="2232"/>
+            <w:vAlign w:val="center"/>
+            <w:shd w:fill="F6F8FA"/>
+          </w:tcPr>
+          <w:p>
+            <w:pPr>
+              <w:spacing w:before="0" w:after="0" w:line="240" w:lineRule="auto"/>
+              <w:jc w:val="center"/>
+            </w:pPr>
+            <w:r>
+              <w:rPr>
+                <w:rFonts w:ascii="宋体" w:hAnsi="宋体" w:eastAsia="宋体"/>
+                <w:b w:val="0"/>
+                <w:sz w:val="16"/>
+              </w:rPr>
+              <w:t>2026-09-12 02:52 UTC</w:t>
+            </w:r>
+          </w:p>
+        </w:tc>
+      </w:tr>
+      <w:tr>
+        <w:tc>
+          <w:tcPr>
+            <w:tcW w:type="dxa" w:w="648"/>
+            <w:vAlign w:val="center"/>
+          </w:tcPr>
+          <w:p>
+            <w:pPr>
+              <w:spacing w:before="0" w:after="0" w:line="240" w:lineRule="auto"/>
+              <w:jc w:val="center"/>
+            </w:pPr>
+            <w:r>
+              <w:rPr>
+                <w:rFonts w:ascii="宋体" w:hAnsi="宋体" w:eastAsia="宋体"/>
+                <w:b w:val="0"/>
+                <w:sz w:val="16"/>
+              </w:rPr>
+              <w:t>29</w:t>
+            </w:r>
+          </w:p>
+        </w:tc>
+        <w:tc>
+          <w:tcPr>
+            <w:tcW w:type="dxa" w:w="3096"/>
+            <w:vAlign w:val="center"/>
+          </w:tcPr>
+          <w:p>
+            <w:pPr>
+              <w:spacing w:before="0" w:after="0" w:line="240" w:lineRule="auto"/>
+              <w:jc w:val="left"/>
+            </w:pPr>
+            <w:r>
+              <w:rPr>
+                <w:rFonts w:ascii="宋体" w:hAnsi="宋体" w:eastAsia="宋体"/>
+                <w:b w:val="0"/>
+                <w:sz w:val="16"/>
+              </w:rPr>
+              <w:t>收录姚勇第5篇：独立思考一定更好吗？</w:t>
+            </w:r>
+          </w:p>
+        </w:tc>
+        <w:tc>
+          <w:tcPr>
+            <w:tcW w:type="dxa" w:w="6552"/>
+            <w:vAlign w:val="center"/>
+          </w:tcPr>
+          <w:p>
+            <w:pPr>
+              <w:spacing w:before="0" w:after="0" w:line="240" w:lineRule="auto"/>
+              <w:jc w:val="left"/>
+            </w:pPr>
+            <w:r>
+              <w:rPr>
+                <w:rFonts w:ascii="宋体" w:hAnsi="宋体" w:eastAsia="宋体"/>
+                <w:b w:val="0"/>
+                <w:sz w:val="16"/>
+              </w:rPr>
+              <w:t>据长截图 OCR；另出【排版复原版本】。发布 2021-12-28，回答编辑时间未知。</w:t>
+            </w:r>
+          </w:p>
+        </w:tc>
+        <w:tc>
+          <w:tcPr>
+            <w:tcW w:type="dxa" w:w="2304"/>
+            <w:vAlign w:val="center"/>
+          </w:tcPr>
+          <w:p>
+            <w:pPr>
+              <w:spacing w:before="0" w:after="0" w:line="240" w:lineRule="auto"/>
+              <w:jc w:val="left"/>
+            </w:pPr>
+            <w:r>
+              <w:rPr>
+                <w:rFonts w:ascii="宋体" w:hAnsi="宋体" w:eastAsia="宋体"/>
+                <w:b w:val="0"/>
+                <w:sz w:val="16"/>
+              </w:rPr>
+              <w:t>GPT-5.6 Sol</w:t>
+            </w:r>
+          </w:p>
+        </w:tc>
+        <w:tc>
+          <w:tcPr>
+            <w:tcW w:type="dxa" w:w="2232"/>
+            <w:vAlign w:val="center"/>
+          </w:tcPr>
+          <w:p>
+            <w:pPr>
+              <w:spacing w:before="0" w:after="0" w:line="240" w:lineRule="auto"/>
+              <w:jc w:val="center"/>
+            </w:pPr>
+            <w:r>
+              <w:rPr>
+                <w:rFonts w:ascii="宋体" w:hAnsi="宋体" w:eastAsia="宋体"/>
+                <w:b w:val="0"/>
+                <w:sz w:val="16"/>
+              </w:rPr>
+              <w:t>2026-09-19 15:58 UTC</w:t>
+            </w:r>
+          </w:p>
+        </w:tc>
+      </w:tr>
+      <w:tr>
+        <w:tc>
+          <w:tcPr>
+            <w:tcW w:type="dxa" w:w="648"/>
+            <w:vAlign w:val="center"/>
+            <w:shd w:fill="F6F8FA"/>
+          </w:tcPr>
+          <w:p>
+            <w:pPr>
+              <w:spacing w:before="0" w:after="0" w:line="240" w:lineRule="auto"/>
+              <w:jc w:val="center"/>
+            </w:pPr>
+            <w:r>
+              <w:rPr>
+                <w:rFonts w:ascii="宋体" w:hAnsi="宋体" w:eastAsia="宋体"/>
+                <w:b w:val="0"/>
+                <w:sz w:val="16"/>
+              </w:rPr>
+              <w:t>30</w:t>
+            </w:r>
+          </w:p>
+        </w:tc>
+        <w:tc>
+          <w:tcPr>
+            <w:tcW w:type="dxa" w:w="3096"/>
+            <w:vAlign w:val="center"/>
+            <w:shd w:fill="F6F8FA"/>
+          </w:tcPr>
+          <w:p>
+            <w:pPr>
+              <w:spacing w:before="0" w:after="0" w:line="240" w:lineRule="auto"/>
+              <w:jc w:val="left"/>
+            </w:pPr>
+            <w:r>
+              <w:rPr>
+                <w:rFonts w:ascii="宋体" w:hAnsi="宋体" w:eastAsia="宋体"/>
+                <w:b w:val="0"/>
+                <w:sz w:val="16"/>
+              </w:rPr>
+              <w:t>收录姚勇第6–7篇，第7篇保留评论区</w:t>
+            </w:r>
+          </w:p>
+        </w:tc>
+        <w:tc>
+          <w:tcPr>
+            <w:tcW w:type="dxa" w:w="6552"/>
+            <w:vAlign w:val="center"/>
+            <w:shd w:fill="F6F8FA"/>
+          </w:tcPr>
+          <w:p>
+            <w:pPr>
+              <w:spacing w:before="0" w:after="0" w:line="240" w:lineRule="auto"/>
+              <w:jc w:val="left"/>
+            </w:pPr>
+            <w:r>
+              <w:rPr>
+                <w:rFonts w:ascii="宋体" w:hAnsi="宋体" w:eastAsia="宋体"/>
+                <w:b w:val="0"/>
+                <w:sz w:val="16"/>
+              </w:rPr>
+              <w:t>第6篇按短段落排版；第7篇保留评论（含姚勇补充的 CBT 四步）。</w:t>
+            </w:r>
+          </w:p>
+        </w:tc>
+        <w:tc>
+          <w:tcPr>
+            <w:tcW w:type="dxa" w:w="2304"/>
+            <w:vAlign w:val="center"/>
+            <w:shd w:fill="F6F8FA"/>
+          </w:tcPr>
+          <w:p>
+            <w:pPr>
+              <w:spacing w:before="0" w:after="0" w:line="240" w:lineRule="auto"/>
+              <w:jc w:val="left"/>
+            </w:pPr>
+            <w:r>
+              <w:rPr>
+                <w:rFonts w:ascii="宋体" w:hAnsi="宋体" w:eastAsia="宋体"/>
+                <w:b w:val="0"/>
+                <w:sz w:val="16"/>
+              </w:rPr>
+              <w:t>GPT-5.6 Sol</w:t>
+            </w:r>
+          </w:p>
+        </w:tc>
+        <w:tc>
+          <w:tcPr>
+            <w:tcW w:type="dxa" w:w="2232"/>
+            <w:vAlign w:val="center"/>
+            <w:shd w:fill="F6F8FA"/>
+          </w:tcPr>
+          <w:p>
+            <w:pPr>
+              <w:spacing w:before="0" w:after="0" w:line="240" w:lineRule="auto"/>
+              <w:jc w:val="center"/>
+            </w:pPr>
+            <w:r>
+              <w:rPr>
+                <w:rFonts w:ascii="宋体" w:hAnsi="宋体" w:eastAsia="宋体"/>
+                <w:b w:val="0"/>
+                <w:sz w:val="16"/>
+              </w:rPr>
+              <w:t>2026-09-20 02:52 UTC</w:t>
+            </w:r>
+          </w:p>
+        </w:tc>
+      </w:tr>
+      <w:tr>
+        <w:tc>
+          <w:tcPr>
+            <w:tcW w:type="dxa" w:w="648"/>
+            <w:vAlign w:val="center"/>
+          </w:tcPr>
+          <w:p>
+            <w:pPr>
+              <w:spacing w:before="0" w:after="0" w:line="240" w:lineRule="auto"/>
+              <w:jc w:val="center"/>
+            </w:pPr>
+            <w:r>
+              <w:rPr>
+                <w:rFonts w:ascii="宋体" w:hAnsi="宋体" w:eastAsia="宋体"/>
+                <w:b w:val="0"/>
+                <w:sz w:val="16"/>
+              </w:rPr>
+              <w:t>31</w:t>
+            </w:r>
+          </w:p>
+        </w:tc>
+        <w:tc>
+          <w:tcPr>
+            <w:tcW w:type="dxa" w:w="3096"/>
+            <w:vAlign w:val="center"/>
+          </w:tcPr>
+          <w:p>
+            <w:pPr>
+              <w:spacing w:before="0" w:after="0" w:line="240" w:lineRule="auto"/>
+              <w:jc w:val="left"/>
+            </w:pPr>
+            <w:r>
+              <w:rPr>
+                <w:rFonts w:ascii="宋体" w:hAnsi="宋体" w:eastAsia="宋体"/>
+                <w:b w:val="0"/>
+                <w:sz w:val="16"/>
+              </w:rPr>
+              <w:t>把姚勇回答截图归入 AnswerPrintScreen</w:t>
+            </w:r>
+          </w:p>
+        </w:tc>
+        <w:tc>
+          <w:tcPr>
+            <w:tcW w:type="dxa" w:w="6552"/>
+            <w:vAlign w:val="center"/>
+          </w:tcPr>
+          <w:p>
+            <w:pPr>
+              <w:spacing w:before="0" w:after="0" w:line="240" w:lineRule="auto"/>
+              <w:jc w:val="left"/>
+            </w:pPr>
+            <w:r>
+              <w:rPr>
+                <w:rFonts w:ascii="宋体" w:hAnsi="宋体" w:eastAsia="宋体"/>
+                <w:b w:val="0"/>
+                <w:sz w:val="16"/>
+              </w:rPr>
+              <w:t>主文章与奇闻截图按序号进 AnswerPrintScreen；后把该目录合进 main。</w:t>
+            </w:r>
+          </w:p>
+        </w:tc>
+        <w:tc>
+          <w:tcPr>
+            <w:tcW w:type="dxa" w:w="2304"/>
+            <w:vAlign w:val="center"/>
+          </w:tcPr>
+          <w:p>
+            <w:pPr>
+              <w:spacing w:before="0" w:after="0" w:line="240" w:lineRule="auto"/>
+              <w:jc w:val="left"/>
+            </w:pPr>
+            <w:r>
+              <w:rPr>
+                <w:rFonts w:ascii="宋体" w:hAnsi="宋体" w:eastAsia="宋体"/>
+                <w:b w:val="0"/>
+                <w:sz w:val="16"/>
+              </w:rPr>
+              <w:t>GPT-5.6 Sol</w:t>
+            </w:r>
+          </w:p>
+        </w:tc>
+        <w:tc>
+          <w:tcPr>
+            <w:tcW w:type="dxa" w:w="2232"/>
+            <w:vAlign w:val="center"/>
+          </w:tcPr>
+          <w:p>
+            <w:pPr>
+              <w:spacing w:before="0" w:after="0" w:line="240" w:lineRule="auto"/>
+              <w:jc w:val="center"/>
+            </w:pPr>
+            <w:r>
+              <w:rPr>
+                <w:rFonts w:ascii="宋体" w:hAnsi="宋体" w:eastAsia="宋体"/>
+                <w:b w:val="0"/>
+                <w:sz w:val="16"/>
+              </w:rPr>
+              <w:t>2026-09-20 03:22 UTC</w:t>
+            </w:r>
+          </w:p>
+        </w:tc>
+      </w:tr>
+      <w:tr>
+        <w:tc>
+          <w:tcPr>
+            <w:tcW w:type="dxa" w:w="648"/>
+            <w:vAlign w:val="center"/>
+            <w:shd w:fill="F6F8FA"/>
+          </w:tcPr>
+          <w:p>
+            <w:pPr>
+              <w:spacing w:before="0" w:after="0" w:line="240" w:lineRule="auto"/>
+              <w:jc w:val="center"/>
+            </w:pPr>
+            <w:r>
+              <w:rPr>
+                <w:rFonts w:ascii="宋体" w:hAnsi="宋体" w:eastAsia="宋体"/>
+                <w:b w:val="0"/>
+                <w:sz w:val="16"/>
+              </w:rPr>
+              <w:t>32</w:t>
+            </w:r>
+          </w:p>
+        </w:tc>
+        <w:tc>
+          <w:tcPr>
+            <w:tcW w:type="dxa" w:w="3096"/>
+            <w:vAlign w:val="center"/>
+            <w:shd w:fill="F6F8FA"/>
+          </w:tcPr>
+          <w:p>
+            <w:pPr>
+              <w:spacing w:before="0" w:after="0" w:line="240" w:lineRule="auto"/>
+              <w:jc w:val="left"/>
+            </w:pPr>
+            <w:r>
+              <w:rPr>
+                <w:rFonts w:ascii="宋体" w:hAnsi="宋体" w:eastAsia="宋体"/>
+                <w:b w:val="0"/>
+                <w:sz w:val="16"/>
+              </w:rPr>
+              <w:t>记录《异类》与《乌合之众》的问题清晰化</w:t>
+            </w:r>
+          </w:p>
+        </w:tc>
+        <w:tc>
+          <w:tcPr>
+            <w:tcW w:type="dxa" w:w="6552"/>
+            <w:vAlign w:val="center"/>
+            <w:shd w:fill="F6F8FA"/>
+          </w:tcPr>
+          <w:p>
+            <w:pPr>
+              <w:spacing w:before="0" w:after="0" w:line="240" w:lineRule="auto"/>
+              <w:jc w:val="left"/>
+            </w:pPr>
+            <w:r>
+              <w:rPr>
+                <w:rFonts w:ascii="宋体" w:hAnsi="宋体" w:eastAsia="宋体"/>
+                <w:b w:val="0"/>
+                <w:sz w:val="16"/>
+              </w:rPr>
+              <w:t>把两个书名相关的提问单独写成 DOCX，避免混在别的任务里。</w:t>
+            </w:r>
+          </w:p>
+        </w:tc>
+        <w:tc>
+          <w:tcPr>
+            <w:tcW w:type="dxa" w:w="2304"/>
+            <w:vAlign w:val="center"/>
+            <w:shd w:fill="F6F8FA"/>
+          </w:tcPr>
+          <w:p>
+            <w:pPr>
+              <w:spacing w:before="0" w:after="0" w:line="240" w:lineRule="auto"/>
+              <w:jc w:val="left"/>
+            </w:pPr>
+            <w:r>
+              <w:rPr>
+                <w:rFonts w:ascii="宋体" w:hAnsi="宋体" w:eastAsia="宋体"/>
+                <w:b w:val="0"/>
+                <w:sz w:val="16"/>
+              </w:rPr>
+              <w:t>GPT-5.6 Sol</w:t>
+            </w:r>
+          </w:p>
+        </w:tc>
+        <w:tc>
+          <w:tcPr>
+            <w:tcW w:type="dxa" w:w="2232"/>
+            <w:vAlign w:val="center"/>
+            <w:shd w:fill="F6F8FA"/>
+          </w:tcPr>
+          <w:p>
+            <w:pPr>
+              <w:spacing w:before="0" w:after="0" w:line="240" w:lineRule="auto"/>
+              <w:jc w:val="center"/>
+            </w:pPr>
+            <w:r>
+              <w:rPr>
+                <w:rFonts w:ascii="宋体" w:hAnsi="宋体" w:eastAsia="宋体"/>
+                <w:b w:val="0"/>
+                <w:sz w:val="16"/>
+              </w:rPr>
+              <w:t>2026-09-20 05:52 UTC</w:t>
+            </w:r>
+          </w:p>
+        </w:tc>
+      </w:tr>
+      <w:tr>
+        <w:tc>
+          <w:tcPr>
+            <w:tcW w:type="dxa" w:w="648"/>
+            <w:vAlign w:val="center"/>
+          </w:tcPr>
+          <w:p>
+            <w:pPr>
+              <w:spacing w:before="0" w:after="0" w:line="240" w:lineRule="auto"/>
+              <w:jc w:val="center"/>
+            </w:pPr>
+            <w:r>
+              <w:rPr>
+                <w:rFonts w:ascii="宋体" w:hAnsi="宋体" w:eastAsia="宋体"/>
+                <w:b w:val="0"/>
+                <w:sz w:val="16"/>
+              </w:rPr>
+              <w:t>33</w:t>
+            </w:r>
+          </w:p>
+        </w:tc>
+        <w:tc>
+          <w:tcPr>
+            <w:tcW w:type="dxa" w:w="3096"/>
+            <w:vAlign w:val="center"/>
+          </w:tcPr>
+          <w:p>
+            <w:pPr>
+              <w:spacing w:before="0" w:after="0" w:line="240" w:lineRule="auto"/>
+              <w:jc w:val="left"/>
+            </w:pPr>
+            <w:r>
+              <w:rPr>
+                <w:rFonts w:ascii="宋体" w:hAnsi="宋体" w:eastAsia="宋体"/>
+                <w:b w:val="0"/>
+                <w:sz w:val="16"/>
+              </w:rPr>
+              <w:t>保存工作属性科学文献检索对话</w:t>
+            </w:r>
+          </w:p>
+        </w:tc>
+        <w:tc>
+          <w:tcPr>
+            <w:tcW w:type="dxa" w:w="6552"/>
+            <w:vAlign w:val="center"/>
+          </w:tcPr>
+          <w:p>
+            <w:pPr>
+              <w:spacing w:before="0" w:after="0" w:line="240" w:lineRule="auto"/>
+              <w:jc w:val="left"/>
+            </w:pPr>
+            <w:r>
+              <w:rPr>
+                <w:rFonts w:ascii="宋体" w:hAnsi="宋体" w:eastAsia="宋体"/>
+                <w:b w:val="0"/>
+                <w:sz w:val="16"/>
+              </w:rPr>
+              <w:t>把工作属性文献对话归档为 DOCX 和 PDF。</w:t>
+            </w:r>
+          </w:p>
+        </w:tc>
+        <w:tc>
+          <w:tcPr>
+            <w:tcW w:type="dxa" w:w="2304"/>
+            <w:vAlign w:val="center"/>
+          </w:tcPr>
+          <w:p>
+            <w:pPr>
+              <w:spacing w:before="0" w:after="0" w:line="240" w:lineRule="auto"/>
+              <w:jc w:val="left"/>
+            </w:pPr>
+            <w:r>
+              <w:rPr>
+                <w:rFonts w:ascii="宋体" w:hAnsi="宋体" w:eastAsia="宋体"/>
+                <w:b w:val="0"/>
+                <w:sz w:val="16"/>
+              </w:rPr>
+              <w:t>GPT-5.6 Sol</w:t>
+            </w:r>
+          </w:p>
+        </w:tc>
+        <w:tc>
+          <w:tcPr>
+            <w:tcW w:type="dxa" w:w="2232"/>
+            <w:vAlign w:val="center"/>
+          </w:tcPr>
+          <w:p>
+            <w:pPr>
+              <w:spacing w:before="0" w:after="0" w:line="240" w:lineRule="auto"/>
+              <w:jc w:val="center"/>
+            </w:pPr>
+            <w:r>
+              <w:rPr>
+                <w:rFonts w:ascii="宋体" w:hAnsi="宋体" w:eastAsia="宋体"/>
+                <w:b w:val="0"/>
+                <w:sz w:val="16"/>
+              </w:rPr>
+              <w:t>2026-09-20 05:52 UTC</w:t>
+            </w:r>
+          </w:p>
+        </w:tc>
+      </w:tr>
+      <w:tr>
+        <w:tc>
+          <w:tcPr>
+            <w:tcW w:type="dxa" w:w="648"/>
+            <w:vAlign w:val="center"/>
+            <w:shd w:fill="F6F8FA"/>
+          </w:tcPr>
+          <w:p>
+            <w:pPr>
+              <w:spacing w:before="0" w:after="0" w:line="240" w:lineRule="auto"/>
+              <w:jc w:val="center"/>
+            </w:pPr>
+            <w:r>
+              <w:rPr>
+                <w:rFonts w:ascii="宋体" w:hAnsi="宋体" w:eastAsia="宋体"/>
+                <w:b w:val="0"/>
+                <w:sz w:val="16"/>
+              </w:rPr>
+              <w:t>34</w:t>
+            </w:r>
+          </w:p>
+        </w:tc>
+        <w:tc>
+          <w:tcPr>
+            <w:tcW w:type="dxa" w:w="3096"/>
+            <w:vAlign w:val="center"/>
+            <w:shd w:fill="F6F8FA"/>
+          </w:tcPr>
+          <w:p>
+            <w:pPr>
+              <w:spacing w:before="0" w:after="0" w:line="240" w:lineRule="auto"/>
+              <w:jc w:val="left"/>
+            </w:pPr>
+            <w:r>
+              <w:rPr>
+                <w:rFonts w:ascii="宋体" w:hAnsi="宋体" w:eastAsia="宋体"/>
+                <w:b w:val="0"/>
+                <w:sz w:val="16"/>
+              </w:rPr>
+              <w:t>收录姚勇第8篇：独立与强势</w:t>
+            </w:r>
+          </w:p>
+        </w:tc>
+        <w:tc>
+          <w:tcPr>
+            <w:tcW w:type="dxa" w:w="6552"/>
+            <w:vAlign w:val="center"/>
+            <w:shd w:fill="F6F8FA"/>
+          </w:tcPr>
+          <w:p>
+            <w:pPr>
+              <w:spacing w:before="0" w:after="0" w:line="240" w:lineRule="auto"/>
+              <w:jc w:val="left"/>
+            </w:pPr>
+            <w:r>
+              <w:rPr>
+                <w:rFonts w:ascii="宋体" w:hAnsi="宋体" w:eastAsia="宋体"/>
+                <w:b w:val="0"/>
+                <w:sz w:val="16"/>
+              </w:rPr>
+              <w:t>写入问题标题与描述，评论以截图贴后；并增补三篇见闻与口令功能。</w:t>
+            </w:r>
+          </w:p>
+        </w:tc>
+        <w:tc>
+          <w:tcPr>
+            <w:tcW w:type="dxa" w:w="2304"/>
+            <w:vAlign w:val="center"/>
+            <w:shd w:fill="F6F8FA"/>
+          </w:tcPr>
+          <w:p>
+            <w:pPr>
+              <w:spacing w:before="0" w:after="0" w:line="240" w:lineRule="auto"/>
+              <w:jc w:val="left"/>
+            </w:pPr>
+            <w:r>
+              <w:rPr>
+                <w:rFonts w:ascii="宋体" w:hAnsi="宋体" w:eastAsia="宋体"/>
+                <w:b w:val="0"/>
+                <w:sz w:val="16"/>
+              </w:rPr>
+              <w:t>GPT-5.6 Sol</w:t>
+            </w:r>
+          </w:p>
+        </w:tc>
+        <w:tc>
+          <w:tcPr>
+            <w:tcW w:type="dxa" w:w="2232"/>
+            <w:vAlign w:val="center"/>
+            <w:shd w:fill="F6F8FA"/>
+          </w:tcPr>
+          <w:p>
+            <w:pPr>
+              <w:spacing w:before="0" w:after="0" w:line="240" w:lineRule="auto"/>
+              <w:jc w:val="center"/>
+            </w:pPr>
+            <w:r>
+              <w:rPr>
+                <w:rFonts w:ascii="宋体" w:hAnsi="宋体" w:eastAsia="宋体"/>
+                <w:b w:val="0"/>
+                <w:sz w:val="16"/>
+              </w:rPr>
+              <w:t>2026-09-20 06:51 UTC</w:t>
+            </w:r>
+          </w:p>
+        </w:tc>
+      </w:tr>
+      <w:tr>
+        <w:tc>
+          <w:tcPr>
+            <w:tcW w:type="dxa" w:w="648"/>
+            <w:vAlign w:val="center"/>
+          </w:tcPr>
+          <w:p>
+            <w:pPr>
+              <w:spacing w:before="0" w:after="0" w:line="240" w:lineRule="auto"/>
+              <w:jc w:val="center"/>
+            </w:pPr>
+            <w:r>
+              <w:rPr>
+                <w:rFonts w:ascii="宋体" w:hAnsi="宋体" w:eastAsia="宋体"/>
+                <w:b w:val="0"/>
+                <w:sz w:val="16"/>
+              </w:rPr>
+              <w:t>35</w:t>
+            </w:r>
+          </w:p>
+        </w:tc>
+        <w:tc>
+          <w:tcPr>
+            <w:tcW w:type="dxa" w:w="3096"/>
+            <w:vAlign w:val="center"/>
+          </w:tcPr>
+          <w:p>
+            <w:pPr>
+              <w:spacing w:before="0" w:after="0" w:line="240" w:lineRule="auto"/>
+              <w:jc w:val="left"/>
+            </w:pPr>
+            <w:r>
+              <w:rPr>
+                <w:rFonts w:ascii="宋体" w:hAnsi="宋体" w:eastAsia="宋体"/>
+                <w:b w:val="0"/>
+                <w:sz w:val="16"/>
+              </w:rPr>
+              <w:t>为北师大警察 JD-R 文献补万方链接</w:t>
+            </w:r>
+          </w:p>
+        </w:tc>
+        <w:tc>
+          <w:tcPr>
+            <w:tcW w:type="dxa" w:w="6552"/>
+            <w:vAlign w:val="center"/>
+          </w:tcPr>
+          <w:p>
+            <w:pPr>
+              <w:spacing w:before="0" w:after="0" w:line="240" w:lineRule="auto"/>
+              <w:jc w:val="left"/>
+            </w:pPr>
+            <w:r>
+              <w:rPr>
+                <w:rFonts w:ascii="宋体" w:hAnsi="宋体" w:eastAsia="宋体"/>
+                <w:b w:val="0"/>
+                <w:sz w:val="16"/>
+              </w:rPr>
+              <w:t>在已有文献条目上补可点击的万方链接。</w:t>
+            </w:r>
+          </w:p>
+        </w:tc>
+        <w:tc>
+          <w:tcPr>
+            <w:tcW w:type="dxa" w:w="2304"/>
+            <w:vAlign w:val="center"/>
+          </w:tcPr>
+          <w:p>
+            <w:pPr>
+              <w:spacing w:before="0" w:after="0" w:line="240" w:lineRule="auto"/>
+              <w:jc w:val="left"/>
+            </w:pPr>
+            <w:r>
+              <w:rPr>
+                <w:rFonts w:ascii="宋体" w:hAnsi="宋体" w:eastAsia="宋体"/>
+                <w:b w:val="0"/>
+                <w:sz w:val="16"/>
+              </w:rPr>
+              <w:t>GPT-5.6 Sol</w:t>
+            </w:r>
+          </w:p>
+        </w:tc>
+        <w:tc>
+          <w:tcPr>
+            <w:tcW w:type="dxa" w:w="2232"/>
+            <w:vAlign w:val="center"/>
+          </w:tcPr>
+          <w:p>
+            <w:pPr>
+              <w:spacing w:before="0" w:after="0" w:line="240" w:lineRule="auto"/>
+              <w:jc w:val="center"/>
+            </w:pPr>
+            <w:r>
+              <w:rPr>
+                <w:rFonts w:ascii="宋体" w:hAnsi="宋体" w:eastAsia="宋体"/>
+                <w:b w:val="0"/>
+                <w:sz w:val="16"/>
+              </w:rPr>
+              <w:t>2026-09-29 09:54 UTC</w:t>
+            </w:r>
+          </w:p>
+        </w:tc>
+      </w:tr>
+      <w:tr>
+        <w:tc>
+          <w:tcPr>
+            <w:tcW w:type="dxa" w:w="648"/>
+            <w:vAlign w:val="center"/>
+            <w:shd w:fill="F6F8FA"/>
+          </w:tcPr>
+          <w:p>
+            <w:pPr>
+              <w:spacing w:before="0" w:after="0" w:line="240" w:lineRule="auto"/>
+              <w:jc w:val="center"/>
+            </w:pPr>
+            <w:r>
+              <w:rPr>
+                <w:rFonts w:ascii="宋体" w:hAnsi="宋体" w:eastAsia="宋体"/>
+                <w:b w:val="0"/>
+                <w:sz w:val="16"/>
+              </w:rPr>
+              <w:t>36</w:t>
+            </w:r>
+          </w:p>
+        </w:tc>
+        <w:tc>
+          <w:tcPr>
+            <w:tcW w:type="dxa" w:w="3096"/>
+            <w:vAlign w:val="center"/>
+            <w:shd w:fill="F6F8FA"/>
+          </w:tcPr>
+          <w:p>
+            <w:pPr>
+              <w:spacing w:before="0" w:after="0" w:line="240" w:lineRule="auto"/>
+              <w:jc w:val="left"/>
+            </w:pPr>
+            <w:r>
+              <w:rPr>
+                <w:rFonts w:ascii="宋体" w:hAnsi="宋体" w:eastAsia="宋体"/>
+                <w:b w:val="0"/>
+                <w:sz w:val="16"/>
+              </w:rPr>
+              <w:t>收录姚勇第9篇（自我接纳）并分出 ai总结口令</w:t>
+            </w:r>
+          </w:p>
+        </w:tc>
+        <w:tc>
+          <w:tcPr>
+            <w:tcW w:type="dxa" w:w="6552"/>
+            <w:vAlign w:val="center"/>
+            <w:shd w:fill="F6F8FA"/>
+          </w:tcPr>
+          <w:p>
+            <w:pPr>
+              <w:spacing w:before="0" w:after="0" w:line="240" w:lineRule="auto"/>
+              <w:jc w:val="left"/>
+            </w:pPr>
+            <w:r>
+              <w:rPr>
+                <w:rFonts w:ascii="宋体" w:hAnsi="宋体" w:eastAsia="宋体"/>
+                <w:b w:val="0"/>
+                <w:sz w:val="16"/>
+              </w:rPr>
+              <w:t>DOCX 顺序改为正文→Agent总结→评论截图；登记分指令「收录姚勇文章 ai总结」。</w:t>
+            </w:r>
+          </w:p>
+        </w:tc>
+        <w:tc>
+          <w:tcPr>
+            <w:tcW w:type="dxa" w:w="2304"/>
+            <w:vAlign w:val="center"/>
+            <w:shd w:fill="F6F8FA"/>
+          </w:tcPr>
+          <w:p>
+            <w:pPr>
+              <w:spacing w:before="0" w:after="0" w:line="240" w:lineRule="auto"/>
+              <w:jc w:val="left"/>
+            </w:pPr>
+            <w:r>
+              <w:rPr>
+                <w:rFonts w:ascii="宋体" w:hAnsi="宋体" w:eastAsia="宋体"/>
+                <w:b w:val="0"/>
+                <w:sz w:val="16"/>
+              </w:rPr>
+              <w:t>GPT-5.6 Sol</w:t>
+            </w:r>
+          </w:p>
+        </w:tc>
+        <w:tc>
+          <w:tcPr>
+            <w:tcW w:type="dxa" w:w="2232"/>
+            <w:vAlign w:val="center"/>
+            <w:shd w:fill="F6F8FA"/>
+          </w:tcPr>
+          <w:p>
+            <w:pPr>
+              <w:spacing w:before="0" w:after="0" w:line="240" w:lineRule="auto"/>
+              <w:jc w:val="center"/>
+            </w:pPr>
+            <w:r>
+              <w:rPr>
+                <w:rFonts w:ascii="宋体" w:hAnsi="宋体" w:eastAsia="宋体"/>
+                <w:b w:val="0"/>
+                <w:sz w:val="16"/>
+              </w:rPr>
+              <w:t>2026-09-29 09:54 UTC</w:t>
+            </w:r>
+          </w:p>
+        </w:tc>
+      </w:tr>
+      <w:tr>
+        <w:tc>
+          <w:tcPr>
+            <w:tcW w:type="dxa" w:w="648"/>
+            <w:vAlign w:val="center"/>
+          </w:tcPr>
+          <w:p>
+            <w:pPr>
+              <w:spacing w:before="0" w:after="0" w:line="240" w:lineRule="auto"/>
+              <w:jc w:val="center"/>
+            </w:pPr>
+            <w:r>
+              <w:rPr>
+                <w:rFonts w:ascii="宋体" w:hAnsi="宋体" w:eastAsia="宋体"/>
+                <w:b w:val="0"/>
+                <w:sz w:val="16"/>
+              </w:rPr>
+              <w:t>37</w:t>
+            </w:r>
+          </w:p>
+        </w:tc>
+        <w:tc>
+          <w:tcPr>
+            <w:tcW w:type="dxa" w:w="3096"/>
+            <w:vAlign w:val="center"/>
+          </w:tcPr>
+          <w:p>
+            <w:pPr>
+              <w:spacing w:before="0" w:after="0" w:line="240" w:lineRule="auto"/>
+              <w:jc w:val="left"/>
+            </w:pPr>
+            <w:r>
+              <w:rPr>
+                <w:rFonts w:ascii="宋体" w:hAnsi="宋体" w:eastAsia="宋体"/>
+                <w:b w:val="0"/>
+                <w:sz w:val="16"/>
+              </w:rPr>
+              <w:t>收录姚勇第10篇（精算计&amp;老板）</w:t>
+            </w:r>
+          </w:p>
+        </w:tc>
+        <w:tc>
+          <w:tcPr>
+            <w:tcW w:type="dxa" w:w="6552"/>
+            <w:vAlign w:val="center"/>
+          </w:tcPr>
+          <w:p>
+            <w:pPr>
+              <w:spacing w:before="0" w:after="0" w:line="240" w:lineRule="auto"/>
+              <w:jc w:val="left"/>
+            </w:pPr>
+            <w:r>
+              <w:rPr>
+                <w:rFonts w:ascii="宋体" w:hAnsi="宋体" w:eastAsia="宋体"/>
+                <w:b w:val="0"/>
+                <w:sz w:val="16"/>
+              </w:rPr>
+              <w:t>走 ai总结分指令；标题保留「精算计&amp;老板」；评论截图未全展开，未编造。</w:t>
+            </w:r>
+          </w:p>
+        </w:tc>
+        <w:tc>
+          <w:tcPr>
+            <w:tcW w:type="dxa" w:w="2304"/>
+            <w:vAlign w:val="center"/>
+          </w:tcPr>
+          <w:p>
+            <w:pPr>
+              <w:spacing w:before="0" w:after="0" w:line="240" w:lineRule="auto"/>
+              <w:jc w:val="left"/>
+            </w:pPr>
+            <w:r>
+              <w:rPr>
+                <w:rFonts w:ascii="宋体" w:hAnsi="宋体" w:eastAsia="宋体"/>
+                <w:b w:val="0"/>
+                <w:sz w:val="16"/>
+              </w:rPr>
+              <w:t>GPT-5.6 Sol</w:t>
+            </w:r>
+          </w:p>
+        </w:tc>
+        <w:tc>
+          <w:tcPr>
+            <w:tcW w:type="dxa" w:w="2232"/>
+            <w:vAlign w:val="center"/>
+          </w:tcPr>
+          <w:p>
+            <w:pPr>
+              <w:spacing w:before="0" w:after="0" w:line="240" w:lineRule="auto"/>
+              <w:jc w:val="center"/>
+            </w:pPr>
+            <w:r>
+              <w:rPr>
+                <w:rFonts w:ascii="宋体" w:hAnsi="宋体" w:eastAsia="宋体"/>
+                <w:b w:val="0"/>
+                <w:sz w:val="16"/>
+              </w:rPr>
+              <w:t>2026-09-29 13:26 UTC</w:t>
+            </w:r>
+          </w:p>
+        </w:tc>
+      </w:tr>
+      <w:tr>
+        <w:tc>
+          <w:tcPr>
+            <w:tcW w:type="dxa" w:w="648"/>
+            <w:vAlign w:val="center"/>
+            <w:shd w:fill="F6F8FA"/>
+          </w:tcPr>
+          <w:p>
+            <w:pPr>
+              <w:spacing w:before="0" w:after="0" w:line="240" w:lineRule="auto"/>
+              <w:jc w:val="center"/>
+            </w:pPr>
+            <w:r>
+              <w:rPr>
+                <w:rFonts w:ascii="宋体" w:hAnsi="宋体" w:eastAsia="宋体"/>
+                <w:b w:val="0"/>
+                <w:sz w:val="16"/>
+              </w:rPr>
+              <w:t>38</w:t>
+            </w:r>
+          </w:p>
+        </w:tc>
+        <w:tc>
+          <w:tcPr>
+            <w:tcW w:type="dxa" w:w="3096"/>
+            <w:vAlign w:val="center"/>
+            <w:shd w:fill="F6F8FA"/>
+          </w:tcPr>
+          <w:p>
+            <w:pPr>
+              <w:spacing w:before="0" w:after="0" w:line="240" w:lineRule="auto"/>
+              <w:jc w:val="left"/>
+            </w:pPr>
+            <w:r>
+              <w:rPr>
+                <w:rFonts w:ascii="宋体" w:hAnsi="宋体" w:eastAsia="宋体"/>
+                <w:b w:val="0"/>
+                <w:sz w:val="16"/>
+              </w:rPr>
+              <w:t>新建「姚勇之论表达能力」并收录 01（能说会道）</w:t>
+            </w:r>
+          </w:p>
+        </w:tc>
+        <w:tc>
+          <w:tcPr>
+            <w:tcW w:type="dxa" w:w="6552"/>
+            <w:vAlign w:val="center"/>
+            <w:shd w:fill="F6F8FA"/>
+          </w:tcPr>
+          <w:p>
+            <w:pPr>
+              <w:spacing w:before="0" w:after="0" w:line="240" w:lineRule="auto"/>
+              <w:jc w:val="left"/>
+            </w:pPr>
+            <w:r>
+              <w:rPr>
+                <w:rFonts w:ascii="宋体" w:hAnsi="宋体" w:eastAsia="宋体"/>
+                <w:b w:val="0"/>
+                <w:sz w:val="16"/>
+              </w:rPr>
+              <w:t>专题目录独立序号 01 起，不占用主文章序号；收录「能说会道」。</w:t>
+            </w:r>
+          </w:p>
+        </w:tc>
+        <w:tc>
+          <w:tcPr>
+            <w:tcW w:type="dxa" w:w="2304"/>
+            <w:vAlign w:val="center"/>
+            <w:shd w:fill="F6F8FA"/>
+          </w:tcPr>
+          <w:p>
+            <w:pPr>
+              <w:spacing w:before="0" w:after="0" w:line="240" w:lineRule="auto"/>
+              <w:jc w:val="left"/>
+            </w:pPr>
+            <w:r>
+              <w:rPr>
+                <w:rFonts w:ascii="宋体" w:hAnsi="宋体" w:eastAsia="宋体"/>
+                <w:b w:val="0"/>
+                <w:sz w:val="16"/>
+              </w:rPr>
+              <w:t>Cursor Grok 4.6</w:t>
+            </w:r>
+          </w:p>
+        </w:tc>
+        <w:tc>
+          <w:tcPr>
+            <w:tcW w:type="dxa" w:w="2232"/>
+            <w:vAlign w:val="center"/>
+            <w:shd w:fill="F6F8FA"/>
+          </w:tcPr>
+          <w:p>
+            <w:pPr>
+              <w:spacing w:before="0" w:after="0" w:line="240" w:lineRule="auto"/>
+              <w:jc w:val="center"/>
+            </w:pPr>
+            <w:r>
+              <w:rPr>
+                <w:rFonts w:ascii="宋体" w:hAnsi="宋体" w:eastAsia="宋体"/>
+                <w:b w:val="0"/>
+                <w:sz w:val="16"/>
+              </w:rPr>
+              <w:t>2026-10-04 19:36 UTC</w:t>
+            </w:r>
+          </w:p>
+        </w:tc>
+      </w:tr>
+      <w:tr>
+        <w:tc>
+          <w:tcPr>
+            <w:tcW w:type="dxa" w:w="648"/>
+            <w:vAlign w:val="center"/>
+          </w:tcPr>
+          <w:p>
+            <w:pPr>
+              <w:spacing w:before="0" w:after="0" w:line="240" w:lineRule="auto"/>
+              <w:jc w:val="center"/>
+            </w:pPr>
+            <w:r>
+              <w:rPr>
+                <w:rFonts w:ascii="宋体" w:hAnsi="宋体" w:eastAsia="宋体"/>
+                <w:b w:val="0"/>
+                <w:sz w:val="16"/>
+              </w:rPr>
+              <w:t>39</w:t>
+            </w:r>
+          </w:p>
+        </w:tc>
+        <w:tc>
+          <w:tcPr>
+            <w:tcW w:type="dxa" w:w="3096"/>
+            <w:vAlign w:val="center"/>
+          </w:tcPr>
+          <w:p>
+            <w:pPr>
+              <w:spacing w:before="0" w:after="0" w:line="240" w:lineRule="auto"/>
+              <w:jc w:val="left"/>
+            </w:pPr>
+            <w:r>
+              <w:rPr>
+                <w:rFonts w:ascii="宋体" w:hAnsi="宋体" w:eastAsia="宋体"/>
+                <w:b w:val="0"/>
+                <w:sz w:val="16"/>
+              </w:rPr>
+              <w:t>据第9篇拆出自我接纳四块可勾维度（9.1）</w:t>
+            </w:r>
+          </w:p>
+        </w:tc>
+        <w:tc>
+          <w:tcPr>
+            <w:tcW w:type="dxa" w:w="6552"/>
+            <w:vAlign w:val="center"/>
+          </w:tcPr>
+          <w:p>
+            <w:pPr>
+              <w:spacing w:before="0" w:after="0" w:line="240" w:lineRule="auto"/>
+              <w:jc w:val="left"/>
+            </w:pPr>
+            <w:r>
+              <w:rPr>
+                <w:rFonts w:ascii="宋体" w:hAnsi="宋体" w:eastAsia="宋体"/>
+                <w:b w:val="0"/>
+                <w:sz w:val="16"/>
+              </w:rPr>
+              <w:t>只展开 1 和 2 的开头；3、4 与「整理人生经历」待命；分支不附链接。</w:t>
+            </w:r>
+          </w:p>
+        </w:tc>
+        <w:tc>
+          <w:tcPr>
+            <w:tcW w:type="dxa" w:w="2304"/>
+            <w:vAlign w:val="center"/>
+          </w:tcPr>
+          <w:p>
+            <w:pPr>
+              <w:spacing w:before="0" w:after="0" w:line="240" w:lineRule="auto"/>
+              <w:jc w:val="left"/>
+            </w:pPr>
+            <w:r>
+              <w:rPr>
+                <w:rFonts w:ascii="宋体" w:hAnsi="宋体" w:eastAsia="宋体"/>
+                <w:b w:val="0"/>
+                <w:sz w:val="16"/>
+              </w:rPr>
+              <w:t>Cursor Grok 4.6</w:t>
+            </w:r>
+          </w:p>
+        </w:tc>
+        <w:tc>
+          <w:tcPr>
+            <w:tcW w:type="dxa" w:w="2232"/>
+            <w:vAlign w:val="center"/>
+          </w:tcPr>
+          <w:p>
+            <w:pPr>
+              <w:spacing w:before="0" w:after="0" w:line="240" w:lineRule="auto"/>
+              <w:jc w:val="center"/>
+            </w:pPr>
+            <w:r>
+              <w:rPr>
+                <w:rFonts w:ascii="宋体" w:hAnsi="宋体" w:eastAsia="宋体"/>
+                <w:b w:val="0"/>
+                <w:sz w:val="16"/>
+              </w:rPr>
+              <w:t>2026-10-04 19:36 UTC</w:t>
+            </w:r>
+          </w:p>
+        </w:tc>
+      </w:tr>
+      <w:tr>
+        <w:tc>
+          <w:tcPr>
+            <w:tcW w:type="dxa" w:w="648"/>
+            <w:vAlign w:val="center"/>
+            <w:shd w:fill="F6F8FA"/>
+          </w:tcPr>
+          <w:p>
+            <w:pPr>
+              <w:spacing w:before="0" w:after="0" w:line="240" w:lineRule="auto"/>
+              <w:jc w:val="center"/>
+            </w:pPr>
+            <w:r>
+              <w:rPr>
+                <w:rFonts w:ascii="宋体" w:hAnsi="宋体" w:eastAsia="宋体"/>
+                <w:b w:val="0"/>
+                <w:sz w:val="16"/>
+              </w:rPr>
+              <w:t>40</w:t>
+            </w:r>
+          </w:p>
+        </w:tc>
+        <w:tc>
+          <w:tcPr>
+            <w:tcW w:type="dxa" w:w="3096"/>
+            <w:vAlign w:val="center"/>
+            <w:shd w:fill="F6F8FA"/>
+          </w:tcPr>
+          <w:p>
+            <w:pPr>
+              <w:spacing w:before="0" w:after="0" w:line="240" w:lineRule="auto"/>
+              <w:jc w:val="left"/>
+            </w:pPr>
+            <w:r>
+              <w:rPr>
+                <w:rFonts w:ascii="宋体" w:hAnsi="宋体" w:eastAsia="宋体"/>
+                <w:b w:val="0"/>
+                <w:sz w:val="16"/>
+              </w:rPr>
+              <w:t>建立「9＋1怎么判断自己」并写清 1.1.1 怎么判定</w:t>
+            </w:r>
+          </w:p>
+        </w:tc>
+        <w:tc>
+          <w:tcPr>
+            <w:tcW w:type="dxa" w:w="6552"/>
+            <w:vAlign w:val="center"/>
+            <w:shd w:fill="F6F8FA"/>
+          </w:tcPr>
+          <w:p>
+            <w:pPr>
+              <w:spacing w:before="0" w:after="0" w:line="240" w:lineRule="auto"/>
+              <w:jc w:val="left"/>
+            </w:pPr>
+            <w:r>
+              <w:rPr>
+                <w:rFonts w:ascii="宋体" w:hAnsi="宋体" w:eastAsia="宋体"/>
+                <w:b w:val="0"/>
+                <w:sz w:val="16"/>
+              </w:rPr>
+              <w:t>固定问答、持续变动副本、故事库、工具书分开；1.1.1 用相对自比，不做成量表。</w:t>
+            </w:r>
+          </w:p>
+        </w:tc>
+        <w:tc>
+          <w:tcPr>
+            <w:tcW w:type="dxa" w:w="2304"/>
+            <w:vAlign w:val="center"/>
+            <w:shd w:fill="F6F8FA"/>
+          </w:tcPr>
+          <w:p>
+            <w:pPr>
+              <w:spacing w:before="0" w:after="0" w:line="240" w:lineRule="auto"/>
+              <w:jc w:val="left"/>
+            </w:pPr>
+            <w:r>
+              <w:rPr>
+                <w:rFonts w:ascii="宋体" w:hAnsi="宋体" w:eastAsia="宋体"/>
+                <w:b w:val="0"/>
+                <w:sz w:val="16"/>
+              </w:rPr>
+              <w:t>Cursor Grok 4.6</w:t>
+            </w:r>
+          </w:p>
+        </w:tc>
+        <w:tc>
+          <w:tcPr>
+            <w:tcW w:type="dxa" w:w="2232"/>
+            <w:vAlign w:val="center"/>
+            <w:shd w:fill="F6F8FA"/>
+          </w:tcPr>
+          <w:p>
+            <w:pPr>
+              <w:spacing w:before="0" w:after="0" w:line="240" w:lineRule="auto"/>
+              <w:jc w:val="center"/>
+            </w:pPr>
+            <w:r>
+              <w:rPr>
+                <w:rFonts w:ascii="宋体" w:hAnsi="宋体" w:eastAsia="宋体"/>
+                <w:b w:val="0"/>
+                <w:sz w:val="16"/>
+              </w:rPr>
+              <w:t>2026-10-04 19:40 UTC</w:t>
+            </w:r>
+          </w:p>
+        </w:tc>
+      </w:tr>
+      <w:tr>
+        <w:tc>
+          <w:tcPr>
+            <w:tcW w:type="dxa" w:w="648"/>
+            <w:vAlign w:val="center"/>
+          </w:tcPr>
+          <w:p>
+            <w:pPr>
+              <w:spacing w:before="0" w:after="0" w:line="240" w:lineRule="auto"/>
+              <w:jc w:val="center"/>
+            </w:pPr>
+            <w:r>
+              <w:rPr>
+                <w:rFonts w:ascii="宋体" w:hAnsi="宋体" w:eastAsia="宋体"/>
+                <w:b w:val="0"/>
+                <w:sz w:val="16"/>
+              </w:rPr>
+              <w:t>41</w:t>
+            </w:r>
+          </w:p>
+        </w:tc>
+        <w:tc>
+          <w:tcPr>
+            <w:tcW w:type="dxa" w:w="3096"/>
+            <w:vAlign w:val="center"/>
+          </w:tcPr>
+          <w:p>
+            <w:pPr>
+              <w:spacing w:before="0" w:after="0" w:line="240" w:lineRule="auto"/>
+              <w:jc w:val="left"/>
+            </w:pPr>
+            <w:r>
+              <w:rPr>
+                <w:rFonts w:ascii="宋体" w:hAnsi="宋体" w:eastAsia="宋体"/>
+                <w:b w:val="0"/>
+                <w:sz w:val="16"/>
+              </w:rPr>
+              <w:t>把发展心理学换成费尔德曼并改正目录页码</w:t>
+            </w:r>
+          </w:p>
+        </w:tc>
+        <w:tc>
+          <w:tcPr>
+            <w:tcW w:type="dxa" w:w="6552"/>
+            <w:vAlign w:val="center"/>
+          </w:tcPr>
+          <w:p>
+            <w:pPr>
+              <w:spacing w:before="0" w:after="0" w:line="240" w:lineRule="auto"/>
+              <w:jc w:val="left"/>
+            </w:pPr>
+            <w:r>
+              <w:rPr>
+                <w:rFonts w:ascii="宋体" w:hAnsi="宋体" w:eastAsia="宋体"/>
+                <w:b w:val="0"/>
+                <w:sz w:val="16"/>
+              </w:rPr>
+              <w:t>先换成原书第3版公开目录；再建原著夹。用户上传第4版12份拆分PDF后，按PDF页改正小标题页码，另写《发展心理学-单书维度》，不改 1.1.1。</w:t>
+            </w:r>
+          </w:p>
+        </w:tc>
+        <w:tc>
+          <w:tcPr>
+            <w:tcW w:type="dxa" w:w="2304"/>
+            <w:vAlign w:val="center"/>
+          </w:tcPr>
+          <w:p>
+            <w:pPr>
+              <w:spacing w:before="0" w:after="0" w:line="240" w:lineRule="auto"/>
+              <w:jc w:val="left"/>
+            </w:pPr>
+            <w:r>
+              <w:rPr>
+                <w:rFonts w:ascii="宋体" w:hAnsi="宋体" w:eastAsia="宋体"/>
+                <w:b w:val="0"/>
+                <w:sz w:val="16"/>
+              </w:rPr>
+              <w:t>Cursor Grok 4.6</w:t>
+            </w:r>
+          </w:p>
+        </w:tc>
+        <w:tc>
+          <w:tcPr>
+            <w:tcW w:type="dxa" w:w="2232"/>
+            <w:vAlign w:val="center"/>
+          </w:tcPr>
+          <w:p>
+            <w:pPr>
+              <w:spacing w:before="0" w:after="0" w:line="240" w:lineRule="auto"/>
+              <w:jc w:val="center"/>
+            </w:pPr>
+            <w:r>
+              <w:rPr>
+                <w:rFonts w:ascii="宋体" w:hAnsi="宋体" w:eastAsia="宋体"/>
+                <w:b w:val="0"/>
+                <w:sz w:val="16"/>
+              </w:rPr>
+              <w:t>2026-10-05 03:32 UTC</w:t>
+            </w:r>
+          </w:p>
+        </w:tc>
+      </w:tr>
+      <w:tr>
+        <w:tc>
+          <w:tcPr>
+            <w:tcW w:type="dxa" w:w="648"/>
+            <w:vAlign w:val="center"/>
+            <w:shd w:fill="F6F8FA"/>
+          </w:tcPr>
+          <w:p>
+            <w:pPr>
+              <w:spacing w:before="0" w:after="0" w:line="240" w:lineRule="auto"/>
+              <w:jc w:val="center"/>
+            </w:pPr>
+            <w:r>
+              <w:rPr>
+                <w:rFonts w:ascii="宋体" w:hAnsi="宋体" w:eastAsia="宋体"/>
+                <w:b w:val="0"/>
+                <w:sz w:val="16"/>
+              </w:rPr>
+              <w:t>42</w:t>
+            </w:r>
+          </w:p>
+        </w:tc>
+        <w:tc>
+          <w:tcPr>
+            <w:tcW w:type="dxa" w:w="3096"/>
+            <w:vAlign w:val="center"/>
+            <w:shd w:fill="F6F8FA"/>
+          </w:tcPr>
+          <w:p>
+            <w:pPr>
+              <w:spacing w:before="0" w:after="0" w:line="240" w:lineRule="auto"/>
+              <w:jc w:val="left"/>
+            </w:pPr>
+            <w:r>
+              <w:rPr>
+                <w:rFonts w:ascii="宋体" w:hAnsi="宋体" w:eastAsia="宋体"/>
+                <w:b w:val="0"/>
+                <w:sz w:val="16"/>
+              </w:rPr>
+              <w:t>收录姚勇第11篇（被否定被夸奖）</w:t>
+            </w:r>
+          </w:p>
+        </w:tc>
+        <w:tc>
+          <w:tcPr>
+            <w:tcW w:type="dxa" w:w="6552"/>
+            <w:vAlign w:val="center"/>
+            <w:shd w:fill="F6F8FA"/>
+          </w:tcPr>
+          <w:p>
+            <w:pPr>
+              <w:spacing w:before="0" w:after="0" w:line="240" w:lineRule="auto"/>
+              <w:jc w:val="left"/>
+            </w:pPr>
+            <w:r>
+              <w:rPr>
+                <w:rFonts w:ascii="宋体" w:hAnsi="宋体" w:eastAsia="宋体"/>
+                <w:b w:val="0"/>
+                <w:sz w:val="16"/>
+              </w:rPr>
+              <w:t>走「收录姚勇文章 ai总结」；写入原问题与问题描述；回答评论区未见未编造。</w:t>
+            </w:r>
+          </w:p>
+        </w:tc>
+        <w:tc>
+          <w:tcPr>
+            <w:tcW w:type="dxa" w:w="2304"/>
+            <w:vAlign w:val="center"/>
+            <w:shd w:fill="F6F8FA"/>
+          </w:tcPr>
+          <w:p>
+            <w:pPr>
+              <w:spacing w:before="0" w:after="0" w:line="240" w:lineRule="auto"/>
+              <w:jc w:val="left"/>
+            </w:pPr>
+            <w:r>
+              <w:rPr>
+                <w:rFonts w:ascii="宋体" w:hAnsi="宋体" w:eastAsia="宋体"/>
+                <w:b w:val="0"/>
+                <w:sz w:val="16"/>
+              </w:rPr>
+              <w:t>Cursor Grok 4.6</w:t>
+            </w:r>
+          </w:p>
+        </w:tc>
+        <w:tc>
+          <w:tcPr>
+            <w:tcW w:type="dxa" w:w="2232"/>
+            <w:vAlign w:val="center"/>
+            <w:shd w:fill="F6F8FA"/>
+          </w:tcPr>
+          <w:p>
+            <w:pPr>
+              <w:spacing w:before="0" w:after="0" w:line="240" w:lineRule="auto"/>
+              <w:jc w:val="center"/>
+            </w:pPr>
+            <w:r>
+              <w:rPr>
+                <w:rFonts w:ascii="宋体" w:hAnsi="宋体" w:eastAsia="宋体"/>
+                <w:b w:val="0"/>
+                <w:sz w:val="16"/>
+              </w:rPr>
+              <w:t>2026-10-07 01:13 UTC</w:t>
+            </w:r>
+          </w:p>
+        </w:tc>
+      </w:tr>
+      <w:tr>
+        <w:tc>
+          <w:tcPr>
+            <w:tcW w:type="dxa" w:w="648"/>
+            <w:vAlign w:val="center"/>
+          </w:tcPr>
+          <w:p>
+            <w:pPr>
+              <w:spacing w:before="0" w:after="0" w:line="240" w:lineRule="auto"/>
+              <w:jc w:val="center"/>
+            </w:pPr>
+            <w:r>
+              <w:rPr>
+                <w:rFonts w:ascii="宋体" w:hAnsi="宋体" w:eastAsia="宋体"/>
+                <w:b w:val="0"/>
+                <w:sz w:val="16"/>
+              </w:rPr>
+              <w:t>43</w:t>
+            </w:r>
+          </w:p>
+        </w:tc>
+        <w:tc>
+          <w:tcPr>
+            <w:tcW w:type="dxa" w:w="3096"/>
+            <w:vAlign w:val="center"/>
+          </w:tcPr>
+          <w:p>
+            <w:pPr>
+              <w:spacing w:before="0" w:after="0" w:line="240" w:lineRule="auto"/>
+              <w:jc w:val="left"/>
+            </w:pPr>
+            <w:r>
+              <w:rPr>
+                <w:rFonts w:ascii="宋体" w:hAnsi="宋体" w:eastAsia="宋体"/>
+                <w:b w:val="0"/>
+                <w:sz w:val="16"/>
+              </w:rPr>
+              <w:t>建人格心理学原著夹并归档 UNISA Dr JM Burger</w:t>
+            </w:r>
+          </w:p>
+        </w:tc>
+        <w:tc>
+          <w:tcPr>
+            <w:tcW w:type="dxa" w:w="6552"/>
+            <w:vAlign w:val="center"/>
+          </w:tcPr>
+          <w:p>
+            <w:pPr>
+              <w:spacing w:before="0" w:after="0" w:line="240" w:lineRule="auto"/>
+              <w:jc w:val="left"/>
+            </w:pPr>
+            <w:r>
+              <w:rPr>
+                <w:rFonts w:ascii="宋体" w:hAnsi="宋体" w:eastAsia="宋体"/>
+                <w:b w:val="0"/>
+                <w:sz w:val="16"/>
+              </w:rPr>
+              <w:t>在 9＋1 下建 Edition 8th 夹；拼接职员页 PDF、中英对照 DOCX 与译图。此人是南非荷兰语/浅白语言讲师，不是教材作者。</w:t>
+            </w:r>
+          </w:p>
+        </w:tc>
+        <w:tc>
+          <w:tcPr>
+            <w:tcW w:type="dxa" w:w="2304"/>
+            <w:vAlign w:val="center"/>
+          </w:tcPr>
+          <w:p>
+            <w:pPr>
+              <w:spacing w:before="0" w:after="0" w:line="240" w:lineRule="auto"/>
+              <w:jc w:val="left"/>
+            </w:pPr>
+            <w:r>
+              <w:rPr>
+                <w:rFonts w:ascii="宋体" w:hAnsi="宋体" w:eastAsia="宋体"/>
+                <w:b w:val="0"/>
+                <w:sz w:val="16"/>
+              </w:rPr>
+              <w:t>Cursor Grok 4.6</w:t>
+            </w:r>
+          </w:p>
+        </w:tc>
+        <w:tc>
+          <w:tcPr>
+            <w:tcW w:type="dxa" w:w="2232"/>
+            <w:vAlign w:val="center"/>
+          </w:tcPr>
+          <w:p>
+            <w:pPr>
+              <w:spacing w:before="0" w:after="0" w:line="240" w:lineRule="auto"/>
+              <w:jc w:val="center"/>
+            </w:pPr>
+            <w:r>
+              <w:rPr>
+                <w:rFonts w:ascii="宋体" w:hAnsi="宋体" w:eastAsia="宋体"/>
+                <w:b w:val="0"/>
+                <w:sz w:val="16"/>
+              </w:rPr>
+              <w:t>2026-10-07 01:13 UTC</w:t>
+            </w:r>
+          </w:p>
+        </w:tc>
+      </w:tr>
+      <w:tr>
+        <w:tc>
+          <w:tcPr>
+            <w:tcW w:type="dxa" w:w="648"/>
+            <w:vAlign w:val="center"/>
+            <w:shd w:fill="F6F8FA"/>
+          </w:tcPr>
+          <w:p>
+            <w:pPr>
+              <w:spacing w:before="0" w:after="0" w:line="240" w:lineRule="auto"/>
+              <w:jc w:val="center"/>
+            </w:pPr>
+            <w:r>
+              <w:rPr>
+                <w:rFonts w:ascii="宋体" w:hAnsi="宋体" w:eastAsia="宋体"/>
+                <w:b w:val="0"/>
+                <w:sz w:val="16"/>
+              </w:rPr>
+              <w:t>44</w:t>
+            </w:r>
+          </w:p>
+        </w:tc>
+        <w:tc>
+          <w:tcPr>
+            <w:tcW w:type="dxa" w:w="3096"/>
+            <w:vAlign w:val="center"/>
+            <w:shd w:fill="F6F8FA"/>
+          </w:tcPr>
+          <w:p>
+            <w:pPr>
+              <w:spacing w:before="0" w:after="0" w:line="240" w:lineRule="auto"/>
+              <w:jc w:val="left"/>
+            </w:pPr>
+            <w:r>
+              <w:rPr>
+                <w:rFonts w:ascii="宋体" w:hAnsi="宋体" w:eastAsia="宋体"/>
+                <w:b w:val="0"/>
+                <w:sz w:val="16"/>
+              </w:rPr>
+              <w:t>归档真正的 Jerry M. Burger 官网（Dr.Personality）</w:t>
+            </w:r>
+          </w:p>
+        </w:tc>
+        <w:tc>
+          <w:tcPr>
+            <w:tcW w:type="dxa" w:w="6552"/>
+            <w:vAlign w:val="center"/>
+            <w:shd w:fill="F6F8FA"/>
+          </w:tcPr>
+          <w:p>
+            <w:pPr>
+              <w:spacing w:before="0" w:after="0" w:line="240" w:lineRule="auto"/>
+              <w:jc w:val="left"/>
+            </w:pPr>
+            <w:r>
+              <w:rPr>
+                <w:rFonts w:ascii="宋体" w:hAnsi="宋体" w:eastAsia="宋体"/>
+                <w:b w:val="0"/>
+                <w:sz w:val="16"/>
+              </w:rPr>
+              <w:t>Events/News/Stories/Social Psychologist 图与 FireShot 分夹保存；出合订本、中文翻译合订本和四页中英对照 DOCX。分批推送。</w:t>
+            </w:r>
+          </w:p>
+        </w:tc>
+        <w:tc>
+          <w:tcPr>
+            <w:tcW w:type="dxa" w:w="2304"/>
+            <w:vAlign w:val="center"/>
+            <w:shd w:fill="F6F8FA"/>
+          </w:tcPr>
+          <w:p>
+            <w:pPr>
+              <w:spacing w:before="0" w:after="0" w:line="240" w:lineRule="auto"/>
+              <w:jc w:val="left"/>
+            </w:pPr>
+            <w:r>
+              <w:rPr>
+                <w:rFonts w:ascii="宋体" w:hAnsi="宋体" w:eastAsia="宋体"/>
+                <w:b w:val="0"/>
+                <w:sz w:val="16"/>
+              </w:rPr>
+              <w:t>Cursor Grok 4.6</w:t>
+            </w:r>
+          </w:p>
+        </w:tc>
+        <w:tc>
+          <w:tcPr>
+            <w:tcW w:type="dxa" w:w="2232"/>
+            <w:vAlign w:val="center"/>
+            <w:shd w:fill="F6F8FA"/>
+          </w:tcPr>
+          <w:p>
+            <w:pPr>
+              <w:spacing w:before="0" w:after="0" w:line="240" w:lineRule="auto"/>
+              <w:jc w:val="center"/>
+            </w:pPr>
+            <w:r>
+              <w:rPr>
+                <w:rFonts w:ascii="宋体" w:hAnsi="宋体" w:eastAsia="宋体"/>
+                <w:b w:val="0"/>
+                <w:sz w:val="16"/>
+              </w:rPr>
+              <w:t>2026-10-07 02:18 UTC</w:t>
+            </w:r>
+          </w:p>
+        </w:tc>
+      </w:tr>
+      <w:tr>
+        <w:tc>
+          <w:tcPr>
+            <w:tcW w:type="dxa" w:w="648"/>
+            <w:vAlign w:val="center"/>
+          </w:tcPr>
+          <w:p>
+            <w:pPr>
+              <w:spacing w:before="0" w:after="0" w:line="240" w:lineRule="auto"/>
+              <w:jc w:val="center"/>
+            </w:pPr>
+            <w:r>
+              <w:rPr>
+                <w:rFonts w:ascii="宋体" w:hAnsi="宋体" w:eastAsia="宋体"/>
+                <w:b w:val="0"/>
+                <w:sz w:val="16"/>
+              </w:rPr>
+              <w:t>45</w:t>
+            </w:r>
+          </w:p>
+        </w:tc>
+        <w:tc>
+          <w:tcPr>
+            <w:tcW w:type="dxa" w:w="3096"/>
+            <w:vAlign w:val="center"/>
+          </w:tcPr>
+          <w:p>
+            <w:pPr>
+              <w:spacing w:before="0" w:after="0" w:line="240" w:lineRule="auto"/>
+              <w:jc w:val="left"/>
+            </w:pPr>
+            <w:r>
+              <w:rPr>
+                <w:rFonts w:ascii="宋体" w:hAnsi="宋体" w:eastAsia="宋体"/>
+                <w:b w:val="0"/>
+                <w:sz w:val="16"/>
+              </w:rPr>
+              <w:t>单独建夹写得寸进尺法词条中 Burger 的部分</w:t>
+            </w:r>
+          </w:p>
+        </w:tc>
+        <w:tc>
+          <w:tcPr>
+            <w:tcW w:type="dxa" w:w="6552"/>
+            <w:vAlign w:val="center"/>
+          </w:tcPr>
+          <w:p>
+            <w:pPr>
+              <w:spacing w:before="0" w:after="0" w:line="240" w:lineRule="auto"/>
+              <w:jc w:val="left"/>
+            </w:pPr>
+            <w:r>
+              <w:rPr>
+                <w:rFonts w:ascii="宋体" w:hAnsi="宋体" w:eastAsia="宋体"/>
+                <w:b w:val="0"/>
+                <w:sz w:val="16"/>
+              </w:rPr>
+              <w:t>保存维基截图；DOCX 写 1999 综述《登门槛顺从程序：多过程分析与综述》，并纠正词条「与自我认知无关」过简。随后合并 main，解开与 #35 的 README 冲突。</w:t>
+            </w:r>
+          </w:p>
+        </w:tc>
+        <w:tc>
+          <w:tcPr>
+            <w:tcW w:type="dxa" w:w="2304"/>
+            <w:vAlign w:val="center"/>
+          </w:tcPr>
+          <w:p>
+            <w:pPr>
+              <w:spacing w:before="0" w:after="0" w:line="240" w:lineRule="auto"/>
+              <w:jc w:val="left"/>
+            </w:pPr>
+            <w:r>
+              <w:rPr>
+                <w:rFonts w:ascii="宋体" w:hAnsi="宋体" w:eastAsia="宋体"/>
+                <w:b w:val="0"/>
+                <w:sz w:val="16"/>
+              </w:rPr>
+              <w:t>Cursor Grok 4.6</w:t>
+            </w:r>
+          </w:p>
+        </w:tc>
+        <w:tc>
+          <w:tcPr>
+            <w:tcW w:type="dxa" w:w="2232"/>
+            <w:vAlign w:val="center"/>
+          </w:tcPr>
+          <w:p>
+            <w:pPr>
+              <w:spacing w:before="0" w:after="0" w:line="240" w:lineRule="auto"/>
+              <w:jc w:val="center"/>
+            </w:pPr>
+            <w:r>
+              <w:rPr>
+                <w:rFonts w:ascii="宋体" w:hAnsi="宋体" w:eastAsia="宋体"/>
+                <w:b w:val="0"/>
+                <w:sz w:val="16"/>
+              </w:rPr>
+              <w:t>2026-10-07 02:22 UTC</w:t>
+            </w:r>
+          </w:p>
+        </w:tc>
+      </w:tr>
+      <w:tr>
+        <w:tc>
+          <w:tcPr>
+            <w:tcW w:type="dxa" w:w="648"/>
+            <w:vAlign w:val="center"/>
+            <w:shd w:fill="F6F8FA"/>
+          </w:tcPr>
+          <w:p>
+            <w:pPr>
+              <w:spacing w:before="0" w:after="0" w:line="240" w:lineRule="auto"/>
+              <w:jc w:val="center"/>
+            </w:pPr>
+            <w:r>
+              <w:rPr>
+                <w:rFonts w:ascii="宋体" w:hAnsi="宋体" w:eastAsia="宋体"/>
+                <w:b w:val="0"/>
+                <w:sz w:val="16"/>
+              </w:rPr>
+              <w:t>46</w:t>
+            </w:r>
+          </w:p>
+        </w:tc>
+        <w:tc>
+          <w:tcPr>
+            <w:tcW w:type="dxa" w:w="3096"/>
+            <w:vAlign w:val="center"/>
+            <w:shd w:fill="F6F8FA"/>
+          </w:tcPr>
+          <w:p>
+            <w:pPr>
+              <w:spacing w:before="0" w:after="0" w:line="240" w:lineRule="auto"/>
+              <w:jc w:val="left"/>
+            </w:pPr>
+            <w:r>
+              <w:rPr>
+                <w:rFonts w:ascii="宋体" w:hAnsi="宋体" w:eastAsia="宋体"/>
+                <w:b w:val="0"/>
+                <w:sz w:val="16"/>
+              </w:rPr>
+              <w:t>更新女娲部署对话目录</w:t>
+            </w:r>
+          </w:p>
+        </w:tc>
+        <w:tc>
+          <w:tcPr>
+            <w:tcW w:type="dxa" w:w="6552"/>
+            <w:vAlign w:val="center"/>
+            <w:shd w:fill="F6F8FA"/>
+          </w:tcPr>
+          <w:p>
+            <w:pPr>
+              <w:spacing w:before="0" w:after="0" w:line="240" w:lineRule="auto"/>
+              <w:jc w:val="left"/>
+            </w:pPr>
+            <w:r>
+              <w:rPr>
+                <w:rFonts w:ascii="宋体" w:hAnsi="宋体" w:eastAsia="宋体"/>
+                <w:b w:val="0"/>
+                <w:sz w:val="16"/>
+              </w:rPr>
+              <w:t>汇总 2026-09-06 之后对话，合并同任务追问，刷新 JSON 与《目录-女娲部署之Menu，姚勇.docx》。</w:t>
+            </w:r>
+          </w:p>
+        </w:tc>
+        <w:tc>
+          <w:tcPr>
+            <w:tcW w:type="dxa" w:w="2304"/>
+            <w:vAlign w:val="center"/>
+            <w:shd w:fill="F6F8FA"/>
+          </w:tcPr>
+          <w:p>
+            <w:pPr>
+              <w:spacing w:before="0" w:after="0" w:line="240" w:lineRule="auto"/>
+              <w:jc w:val="left"/>
+            </w:pPr>
+            <w:r>
+              <w:rPr>
+                <w:rFonts w:ascii="宋体" w:hAnsi="宋体" w:eastAsia="宋体"/>
+                <w:b w:val="0"/>
+                <w:sz w:val="16"/>
+              </w:rPr>
+              <w:t>Cursor Grok 4.6</w:t>
+            </w:r>
+          </w:p>
+        </w:tc>
+        <w:tc>
+          <w:tcPr>
+            <w:tcW w:type="dxa" w:w="2232"/>
+            <w:vAlign w:val="center"/>
+            <w:shd w:fill="F6F8FA"/>
+          </w:tcPr>
+          <w:p>
+            <w:pPr>
+              <w:spacing w:before="0" w:after="0" w:line="240" w:lineRule="auto"/>
+              <w:jc w:val="center"/>
+            </w:pPr>
+            <w:r>
+              <w:rPr>
+                <w:rFonts w:ascii="宋体" w:hAnsi="宋体" w:eastAsia="宋体"/>
+                <w:b w:val="0"/>
+                <w:sz w:val="16"/>
+              </w:rPr>
+              <w:t>2026-10-07 18:44 UTC</w:t>
+            </w:r>
+          </w:p>
+        </w:tc>
+      </w:tr>
     </w:tbl>
     <w:sectPr>
       <w:pgSz w:w="15840" w:h="12240" w:orient="landscape"/>

--- a/files/目录-Nuwa部署/目录-女娲部署之Menu，姚勇.docx
+++ b/files/目录-Nuwa部署/目录-女娲部署之Menu，姚勇.docx
@@ -27,7 +27,7 @@
           <w:b w:val="0"/>
           <w:sz w:val="16"/>
         </w:rPr>
-        <w:t>共 46 条｜更新：2026-10-07 18:44 UTC｜策略：半自动生成、手动触发：用户说“更新目录”时刷新 DOCX</w:t>
+        <w:t>共 49 条｜更新：2026-10-08 19:00 UTC｜策略：半自动生成、手动触发：用户说“更新目录”时刷新 DOCX</w:t>
       </w:r>
     </w:p>
     <w:tbl>
@@ -4962,6 +4962,317 @@
           </w:p>
         </w:tc>
       </w:tr>
+      <w:tr>
+        <w:tc>
+          <w:tcPr>
+            <w:tcW w:type="dxa" w:w="648"/>
+            <w:vAlign w:val="center"/>
+          </w:tcPr>
+          <w:p>
+            <w:pPr>
+              <w:spacing w:before="0" w:after="0" w:line="240" w:lineRule="auto"/>
+              <w:jc w:val="center"/>
+            </w:pPr>
+            <w:r>
+              <w:rPr>
+                <w:rFonts w:ascii="宋体" w:hAnsi="宋体" w:eastAsia="宋体"/>
+                <w:b w:val="0"/>
+                <w:sz w:val="16"/>
+              </w:rPr>
+              <w:t>47</w:t>
+            </w:r>
+          </w:p>
+        </w:tc>
+        <w:tc>
+          <w:tcPr>
+            <w:tcW w:type="dxa" w:w="3096"/>
+            <w:vAlign w:val="center"/>
+          </w:tcPr>
+          <w:p>
+            <w:pPr>
+              <w:spacing w:before="0" w:after="0" w:line="240" w:lineRule="auto"/>
+              <w:jc w:val="left"/>
+            </w:pPr>
+            <w:r>
+              <w:rPr>
+                <w:rFonts w:ascii="宋体" w:hAnsi="宋体" w:eastAsia="宋体"/>
+                <w:b w:val="0"/>
+                <w:sz w:val="16"/>
+              </w:rPr>
+              <w:t>建累觉夹，归档第一组（分房产）并建团长语录</w:t>
+            </w:r>
+          </w:p>
+        </w:tc>
+        <w:tc>
+          <w:tcPr>
+            <w:tcW w:type="dxa" w:w="6552"/>
+            <w:vAlign w:val="center"/>
+          </w:tcPr>
+          <w:p>
+            <w:pPr>
+              <w:spacing w:before="0" w:after="0" w:line="240" w:lineRule="auto"/>
+              <w:jc w:val="left"/>
+            </w:pPr>
+            <w:r>
+              <w:rPr>
+                <w:rFonts w:ascii="宋体" w:hAnsi="宋体" w:eastAsia="宋体"/>
+                <w:b w:val="0"/>
+                <w:sz w:val="16"/>
+              </w:rPr>
+              <w:t>在 files 下建「累觉时代独特？实往有例参照」；第一组问答出 PDF/OCR。建「我的团长'兰利世'」，登记 ee说/团长说。后按团长做过与否重写中英日正反（中国2组含文革、英日各1），对照表补主语，写入检索字眼「家庭经济压力与发展路径」。</w:t>
+            </w:r>
+          </w:p>
+        </w:tc>
+        <w:tc>
+          <w:tcPr>
+            <w:tcW w:type="dxa" w:w="2304"/>
+            <w:vAlign w:val="center"/>
+          </w:tcPr>
+          <w:p>
+            <w:pPr>
+              <w:spacing w:before="0" w:after="0" w:line="240" w:lineRule="auto"/>
+              <w:jc w:val="left"/>
+            </w:pPr>
+            <w:r>
+              <w:rPr>
+                <w:rFonts w:ascii="宋体" w:hAnsi="宋体" w:eastAsia="宋体"/>
+                <w:b w:val="0"/>
+                <w:sz w:val="16"/>
+              </w:rPr>
+              <w:t>Cursor Grok 4.6</w:t>
+            </w:r>
+          </w:p>
+        </w:tc>
+        <w:tc>
+          <w:tcPr>
+            <w:tcW w:type="dxa" w:w="2232"/>
+            <w:vAlign w:val="center"/>
+          </w:tcPr>
+          <w:p>
+            <w:pPr>
+              <w:spacing w:before="0" w:after="0" w:line="240" w:lineRule="auto"/>
+              <w:jc w:val="center"/>
+            </w:pPr>
+            <w:r>
+              <w:rPr>
+                <w:rFonts w:ascii="宋体" w:hAnsi="宋体" w:eastAsia="宋体"/>
+                <w:b w:val="0"/>
+                <w:sz w:val="16"/>
+              </w:rPr>
+              <w:t>2026-10-07 20:04 UTC</w:t>
+            </w:r>
+          </w:p>
+        </w:tc>
+      </w:tr>
+      <w:tr>
+        <w:tc>
+          <w:tcPr>
+            <w:tcW w:type="dxa" w:w="648"/>
+            <w:vAlign w:val="center"/>
+            <w:shd w:fill="F6F8FA"/>
+          </w:tcPr>
+          <w:p>
+            <w:pPr>
+              <w:spacing w:before="0" w:after="0" w:line="240" w:lineRule="auto"/>
+              <w:jc w:val="center"/>
+            </w:pPr>
+            <w:r>
+              <w:rPr>
+                <w:rFonts w:ascii="宋体" w:hAnsi="宋体" w:eastAsia="宋体"/>
+                <w:b w:val="0"/>
+                <w:sz w:val="16"/>
+              </w:rPr>
+              <w:t>48</w:t>
+            </w:r>
+          </w:p>
+        </w:tc>
+        <w:tc>
+          <w:tcPr>
+            <w:tcW w:type="dxa" w:w="3096"/>
+            <w:vAlign w:val="center"/>
+            <w:shd w:fill="F6F8FA"/>
+          </w:tcPr>
+          <w:p>
+            <w:pPr>
+              <w:spacing w:before="0" w:after="0" w:line="240" w:lineRule="auto"/>
+              <w:jc w:val="left"/>
+            </w:pPr>
+            <w:r>
+              <w:rPr>
+                <w:rFonts w:ascii="宋体" w:hAnsi="宋体" w:eastAsia="宋体"/>
+                <w:b w:val="0"/>
+                <w:sz w:val="16"/>
+              </w:rPr>
+              <w:t>另存四组对话中的第三组（策略机遇与运气占比）</w:t>
+            </w:r>
+          </w:p>
+        </w:tc>
+        <w:tc>
+          <w:tcPr>
+            <w:tcW w:type="dxa" w:w="6552"/>
+            <w:vAlign w:val="center"/>
+            <w:shd w:fill="F6F8FA"/>
+          </w:tcPr>
+          <w:p>
+            <w:pPr>
+              <w:spacing w:before="0" w:after="0" w:line="240" w:lineRule="auto"/>
+              <w:jc w:val="left"/>
+            </w:pPr>
+            <w:r>
+              <w:rPr>
+                <w:rFonts w:ascii="宋体" w:hAnsi="宋体" w:eastAsia="宋体"/>
+                <w:b w:val="0"/>
+                <w:sz w:val="16"/>
+              </w:rPr>
+              <w:t>不并进 01。图一（第3节）置顶作抬头；PDF 页序图一至图三；DOCX/PDF 前缀相同。原提问截图未见，未编造。</w:t>
+            </w:r>
+          </w:p>
+        </w:tc>
+        <w:tc>
+          <w:tcPr>
+            <w:tcW w:type="dxa" w:w="2304"/>
+            <w:vAlign w:val="center"/>
+            <w:shd w:fill="F6F8FA"/>
+          </w:tcPr>
+          <w:p>
+            <w:pPr>
+              <w:spacing w:before="0" w:after="0" w:line="240" w:lineRule="auto"/>
+              <w:jc w:val="left"/>
+            </w:pPr>
+            <w:r>
+              <w:rPr>
+                <w:rFonts w:ascii="宋体" w:hAnsi="宋体" w:eastAsia="宋体"/>
+                <w:b w:val="0"/>
+                <w:sz w:val="16"/>
+              </w:rPr>
+              <w:t>Cursor Grok 4.6</w:t>
+            </w:r>
+          </w:p>
+        </w:tc>
+        <w:tc>
+          <w:tcPr>
+            <w:tcW w:type="dxa" w:w="2232"/>
+            <w:vAlign w:val="center"/>
+            <w:shd w:fill="F6F8FA"/>
+          </w:tcPr>
+          <w:p>
+            <w:pPr>
+              <w:spacing w:before="0" w:after="0" w:line="240" w:lineRule="auto"/>
+              <w:jc w:val="center"/>
+            </w:pPr>
+            <w:r>
+              <w:rPr>
+                <w:rFonts w:ascii="宋体" w:hAnsi="宋体" w:eastAsia="宋体"/>
+                <w:b w:val="0"/>
+                <w:sz w:val="16"/>
+              </w:rPr>
+              <w:t>2026-10-07 20:09 UTC</w:t>
+            </w:r>
+          </w:p>
+        </w:tc>
+      </w:tr>
+      <w:tr>
+        <w:tc>
+          <w:tcPr>
+            <w:tcW w:type="dxa" w:w="648"/>
+            <w:vAlign w:val="center"/>
+          </w:tcPr>
+          <w:p>
+            <w:pPr>
+              <w:spacing w:before="0" w:after="0" w:line="240" w:lineRule="auto"/>
+              <w:jc w:val="center"/>
+            </w:pPr>
+            <w:r>
+              <w:rPr>
+                <w:rFonts w:ascii="宋体" w:hAnsi="宋体" w:eastAsia="宋体"/>
+                <w:b w:val="0"/>
+                <w:sz w:val="16"/>
+              </w:rPr>
+              <w:t>49</w:t>
+            </w:r>
+          </w:p>
+        </w:tc>
+        <w:tc>
+          <w:tcPr>
+            <w:tcW w:type="dxa" w:w="3096"/>
+            <w:vAlign w:val="center"/>
+          </w:tcPr>
+          <w:p>
+            <w:pPr>
+              <w:spacing w:before="0" w:after="0" w:line="240" w:lineRule="auto"/>
+              <w:jc w:val="left"/>
+            </w:pPr>
+            <w:r>
+              <w:rPr>
+                <w:rFonts w:ascii="宋体" w:hAnsi="宋体" w:eastAsia="宋体"/>
+                <w:b w:val="0"/>
+                <w:sz w:val="16"/>
+              </w:rPr>
+              <w:t>更新女娲部署对话目录</w:t>
+            </w:r>
+          </w:p>
+        </w:tc>
+        <w:tc>
+          <w:tcPr>
+            <w:tcW w:type="dxa" w:w="6552"/>
+            <w:vAlign w:val="center"/>
+          </w:tcPr>
+          <w:p>
+            <w:pPr>
+              <w:spacing w:before="0" w:after="0" w:line="240" w:lineRule="auto"/>
+              <w:jc w:val="left"/>
+            </w:pPr>
+            <w:r>
+              <w:rPr>
+                <w:rFonts w:ascii="宋体" w:hAnsi="宋体" w:eastAsia="宋体"/>
+                <w:b w:val="0"/>
+                <w:sz w:val="16"/>
+              </w:rPr>
+              <w:t>汇总 2026-10-07 18:44 之后对话，合并同任务追问（第一组与团长语录及正反、主语、检索字眼），刷新 JSON 与《目录-女娲部署之Menu，姚勇.docx》。</w:t>
+            </w:r>
+          </w:p>
+        </w:tc>
+        <w:tc>
+          <w:tcPr>
+            <w:tcW w:type="dxa" w:w="2304"/>
+            <w:vAlign w:val="center"/>
+          </w:tcPr>
+          <w:p>
+            <w:pPr>
+              <w:spacing w:before="0" w:after="0" w:line="240" w:lineRule="auto"/>
+              <w:jc w:val="left"/>
+            </w:pPr>
+            <w:r>
+              <w:rPr>
+                <w:rFonts w:ascii="宋体" w:hAnsi="宋体" w:eastAsia="宋体"/>
+                <w:b w:val="0"/>
+                <w:sz w:val="16"/>
+              </w:rPr>
+              <w:t>Cursor Grok 4.6</w:t>
+            </w:r>
+          </w:p>
+        </w:tc>
+        <w:tc>
+          <w:tcPr>
+            <w:tcW w:type="dxa" w:w="2232"/>
+            <w:vAlign w:val="center"/>
+          </w:tcPr>
+          <w:p>
+            <w:pPr>
+              <w:spacing w:before="0" w:after="0" w:line="240" w:lineRule="auto"/>
+              <w:jc w:val="center"/>
+            </w:pPr>
+            <w:r>
+              <w:rPr>
+                <w:rFonts w:ascii="宋体" w:hAnsi="宋体" w:eastAsia="宋体"/>
+                <w:b w:val="0"/>
+                <w:sz w:val="16"/>
+              </w:rPr>
+              <w:t>2026-10-08 19:00 UTC</w:t>
+            </w:r>
+          </w:p>
+        </w:tc>
+      </w:tr>
     </w:tbl>
     <w:sectPr>
       <w:pgSz w:w="15840" w:h="12240" w:orient="landscape"/>
